--- a/KHBD_Tin_học/Lớp_3/Tuần_09/De_on_tap_DGDK1_Tin_hoc_Lop_3.docx
+++ b/KHBD_Tin_học/Lớp_3/Tuần_09/De_on_tap_DGDK1_Tin_hoc_Lop_3.docx
@@ -1532,6 +1532,7 @@
     </w:p>
     <w:p>
       <w:pPr>
+        <w:keepNext/>
         <w:spacing w:before="80" w:after="40" w:line="276" w:lineRule="auto"/>
         <w:jc w:val="left"/>
       </w:pPr>
@@ -1548,38 +1549,74 @@
     </w:p>
     <w:p>
       <w:pPr>
+        <w:keepNext/>
         <w:spacing w:before="0" w:after="20" w:line="276" w:lineRule="auto"/>
-        <w:jc w:val="left"/>
-      </w:pPr>
-      <w:r>
-        <w:rPr>
-          <w:rFonts w:ascii="Times New Roman" w:hAnsi="Times New Roman"/>
-          <w:b w:val="0"/>
-          <w:i w:val="0"/>
-          <w:sz w:val="24"/>
-          <w:rFonts w:ascii="Times New Roman" w:hAnsi="Times New Roman" w:cs="Times New Roman"/>
-        </w:rPr>
-        <w:t xml:space="preserve">    A. Là những đồ vật xung quanh chúng ta         B. Là những hiểu biết về thế giới xung quanh và về chính bản thân mình</w:t>
-      </w:r>
-    </w:p>
-    <w:p>
-      <w:pPr>
-        <w:spacing w:before="0" w:after="40" w:line="276" w:lineRule="auto"/>
-        <w:jc w:val="left"/>
-      </w:pPr>
-      <w:r>
-        <w:rPr>
-          <w:rFonts w:ascii="Times New Roman" w:hAnsi="Times New Roman"/>
-          <w:b w:val="0"/>
-          <w:i w:val="0"/>
-          <w:sz w:val="24"/>
-          <w:rFonts w:ascii="Times New Roman" w:hAnsi="Times New Roman" w:cs="Times New Roman"/>
-        </w:rPr>
-        <w:t xml:space="preserve">    C. Là các loại máy tính hiện đại         D. Là sách vở và bút viết</w:t>
-      </w:r>
-    </w:p>
-    <w:p>
-      <w:pPr>
+        <w:ind w:left="360"/>
+      </w:pPr>
+      <w:r>
+        <w:rPr>
+          <w:rFonts w:ascii="Times New Roman" w:hAnsi="Times New Roman"/>
+          <w:b w:val="0"/>
+          <w:i w:val="0"/>
+          <w:sz w:val="24"/>
+          <w:rFonts w:ascii="Times New Roman" w:hAnsi="Times New Roman" w:cs="Times New Roman"/>
+        </w:rPr>
+        <w:t>A. Là những đồ vật xung quanh chúng ta</w:t>
+      </w:r>
+    </w:p>
+    <w:p>
+      <w:pPr>
+        <w:keepNext/>
+        <w:spacing w:before="0" w:after="20" w:line="276" w:lineRule="auto"/>
+        <w:ind w:left="360"/>
+      </w:pPr>
+      <w:r>
+        <w:rPr>
+          <w:rFonts w:ascii="Times New Roman" w:hAnsi="Times New Roman"/>
+          <w:b w:val="0"/>
+          <w:i w:val="0"/>
+          <w:sz w:val="24"/>
+          <w:rFonts w:ascii="Times New Roman" w:hAnsi="Times New Roman" w:cs="Times New Roman"/>
+        </w:rPr>
+        <w:t>B. Là những hiểu biết về thế giới xung quanh và về chính bản thân mình</w:t>
+      </w:r>
+    </w:p>
+    <w:p>
+      <w:pPr>
+        <w:keepNext/>
+        <w:spacing w:before="0" w:after="20" w:line="276" w:lineRule="auto"/>
+        <w:ind w:left="360"/>
+      </w:pPr>
+      <w:r>
+        <w:rPr>
+          <w:rFonts w:ascii="Times New Roman" w:hAnsi="Times New Roman"/>
+          <w:b w:val="0"/>
+          <w:i w:val="0"/>
+          <w:sz w:val="24"/>
+          <w:rFonts w:ascii="Times New Roman" w:hAnsi="Times New Roman" w:cs="Times New Roman"/>
+        </w:rPr>
+        <w:t>C. Là các loại máy tính hiện đại</w:t>
+      </w:r>
+    </w:p>
+    <w:p>
+      <w:pPr>
+        <w:spacing w:before="0" w:after="50" w:line="276" w:lineRule="auto"/>
+        <w:ind w:left="360"/>
+      </w:pPr>
+      <w:r>
+        <w:rPr>
+          <w:rFonts w:ascii="Times New Roman" w:hAnsi="Times New Roman"/>
+          <w:b w:val="0"/>
+          <w:i w:val="0"/>
+          <w:sz w:val="24"/>
+          <w:rFonts w:ascii="Times New Roman" w:hAnsi="Times New Roman" w:cs="Times New Roman"/>
+        </w:rPr>
+        <w:t>D. Là sách vở và bút viết</w:t>
+      </w:r>
+    </w:p>
+    <w:p>
+      <w:pPr>
+        <w:keepNext/>
         <w:spacing w:before="80" w:after="40" w:line="276" w:lineRule="auto"/>
         <w:jc w:val="left"/>
       </w:pPr>
@@ -1596,38 +1633,52 @@
     </w:p>
     <w:p>
       <w:pPr>
+        <w:keepNext/>
+        <w:tabs>
+          <w:tab w:pos="360" w:val="left"/>
+          <w:tab w:pos="5112" w:val="left"/>
+        </w:tabs>
         <w:spacing w:before="0" w:after="20" w:line="276" w:lineRule="auto"/>
-        <w:jc w:val="left"/>
-      </w:pPr>
-      <w:r>
-        <w:rPr>
-          <w:rFonts w:ascii="Times New Roman" w:hAnsi="Times New Roman"/>
-          <w:b w:val="0"/>
-          <w:i w:val="0"/>
-          <w:sz w:val="24"/>
-          <w:rFonts w:ascii="Times New Roman" w:hAnsi="Times New Roman" w:cs="Times New Roman"/>
-        </w:rPr>
-        <w:t xml:space="preserve">    A. Trời sắp mưa         B. Đến giờ vào lớp hoặc ra chơi</w:t>
-      </w:r>
-    </w:p>
-    <w:p>
-      <w:pPr>
-        <w:spacing w:before="0" w:after="40" w:line="276" w:lineRule="auto"/>
-        <w:jc w:val="left"/>
-      </w:pPr>
-      <w:r>
-        <w:rPr>
-          <w:rFonts w:ascii="Times New Roman" w:hAnsi="Times New Roman"/>
-          <w:b w:val="0"/>
-          <w:i w:val="0"/>
-          <w:sz w:val="24"/>
-          <w:rFonts w:ascii="Times New Roman" w:hAnsi="Times New Roman" w:cs="Times New Roman"/>
-        </w:rPr>
-        <w:t xml:space="preserve">    C. Có người gõ cửa         D. Xe cứu thương đi qua</w:t>
-      </w:r>
-    </w:p>
-    <w:p>
-      <w:pPr>
+      </w:pPr>
+      <w:r>
+        <w:rPr>
+          <w:rFonts w:ascii="Times New Roman" w:hAnsi="Times New Roman"/>
+          <w:b w:val="0"/>
+          <w:i w:val="0"/>
+          <w:sz w:val="24"/>
+          <w:rFonts w:ascii="Times New Roman" w:hAnsi="Times New Roman" w:cs="Times New Roman"/>
+        </w:rPr>
+        <w:tab/>
+        <w:t>A. Trời sắp mưa</w:t>
+        <w:tab/>
+        <w:t>B. Đến giờ vào lớp hoặc ra chơi</w:t>
+      </w:r>
+    </w:p>
+    <w:p>
+      <w:pPr>
+        <w:tabs>
+          <w:tab w:pos="360" w:val="left"/>
+          <w:tab w:pos="5112" w:val="left"/>
+        </w:tabs>
+        <w:spacing w:before="0" w:after="50" w:line="276" w:lineRule="auto"/>
+      </w:pPr>
+      <w:r>
+        <w:rPr>
+          <w:rFonts w:ascii="Times New Roman" w:hAnsi="Times New Roman"/>
+          <w:b w:val="0"/>
+          <w:i w:val="0"/>
+          <w:sz w:val="24"/>
+          <w:rFonts w:ascii="Times New Roman" w:hAnsi="Times New Roman" w:cs="Times New Roman"/>
+        </w:rPr>
+        <w:tab/>
+        <w:t>C. Có người gõ cửa</w:t>
+        <w:tab/>
+        <w:t>D. Xe cứu thương đi qua</w:t>
+      </w:r>
+    </w:p>
+    <w:p>
+      <w:pPr>
+        <w:keepNext/>
         <w:spacing w:before="80" w:after="40" w:line="276" w:lineRule="auto"/>
         <w:jc w:val="left"/>
       </w:pPr>
@@ -1644,38 +1695,52 @@
     </w:p>
     <w:p>
       <w:pPr>
+        <w:keepNext/>
+        <w:tabs>
+          <w:tab w:pos="360" w:val="left"/>
+          <w:tab w:pos="5112" w:val="left"/>
+        </w:tabs>
         <w:spacing w:before="0" w:after="20" w:line="276" w:lineRule="auto"/>
-        <w:jc w:val="left"/>
-      </w:pPr>
-      <w:r>
-        <w:rPr>
-          <w:rFonts w:ascii="Times New Roman" w:hAnsi="Times New Roman"/>
-          <w:b w:val="0"/>
-          <w:i w:val="0"/>
-          <w:sz w:val="24"/>
-          <w:rFonts w:ascii="Times New Roman" w:hAnsi="Times New Roman" w:cs="Times New Roman"/>
-        </w:rPr>
-        <w:t xml:space="preserve">    A. Được phép đi bộ qua đường         B. Cấm người đi bộ</w:t>
-      </w:r>
-    </w:p>
-    <w:p>
-      <w:pPr>
-        <w:spacing w:before="0" w:after="40" w:line="276" w:lineRule="auto"/>
-        <w:jc w:val="left"/>
-      </w:pPr>
-      <w:r>
-        <w:rPr>
-          <w:rFonts w:ascii="Times New Roman" w:hAnsi="Times New Roman"/>
-          <w:b w:val="0"/>
-          <w:i w:val="0"/>
-          <w:sz w:val="24"/>
-          <w:rFonts w:ascii="Times New Roman" w:hAnsi="Times New Roman" w:cs="Times New Roman"/>
-        </w:rPr>
-        <w:t xml:space="preserve">    C. Đường dành cho xe máy         D. Khu vực trường học</w:t>
-      </w:r>
-    </w:p>
-    <w:p>
-      <w:pPr>
+      </w:pPr>
+      <w:r>
+        <w:rPr>
+          <w:rFonts w:ascii="Times New Roman" w:hAnsi="Times New Roman"/>
+          <w:b w:val="0"/>
+          <w:i w:val="0"/>
+          <w:sz w:val="24"/>
+          <w:rFonts w:ascii="Times New Roman" w:hAnsi="Times New Roman" w:cs="Times New Roman"/>
+        </w:rPr>
+        <w:tab/>
+        <w:t>A. Được phép đi bộ qua đường</w:t>
+        <w:tab/>
+        <w:t>B. Cấm người đi bộ</w:t>
+      </w:r>
+    </w:p>
+    <w:p>
+      <w:pPr>
+        <w:tabs>
+          <w:tab w:pos="360" w:val="left"/>
+          <w:tab w:pos="5112" w:val="left"/>
+        </w:tabs>
+        <w:spacing w:before="0" w:after="50" w:line="276" w:lineRule="auto"/>
+      </w:pPr>
+      <w:r>
+        <w:rPr>
+          <w:rFonts w:ascii="Times New Roman" w:hAnsi="Times New Roman"/>
+          <w:b w:val="0"/>
+          <w:i w:val="0"/>
+          <w:sz w:val="24"/>
+          <w:rFonts w:ascii="Times New Roman" w:hAnsi="Times New Roman" w:cs="Times New Roman"/>
+        </w:rPr>
+        <w:tab/>
+        <w:t>C. Đường dành cho xe máy</w:t>
+        <w:tab/>
+        <w:t>D. Khu vực trường học</w:t>
+      </w:r>
+    </w:p>
+    <w:p>
+      <w:pPr>
+        <w:keepNext/>
         <w:spacing w:before="80" w:after="40" w:line="276" w:lineRule="auto"/>
         <w:jc w:val="left"/>
       </w:pPr>
@@ -1692,38 +1757,74 @@
     </w:p>
     <w:p>
       <w:pPr>
+        <w:keepNext/>
         <w:spacing w:before="0" w:after="20" w:line="276" w:lineRule="auto"/>
-        <w:jc w:val="left"/>
-      </w:pPr>
-      <w:r>
-        <w:rPr>
-          <w:rFonts w:ascii="Times New Roman" w:hAnsi="Times New Roman"/>
-          <w:b w:val="0"/>
-          <w:i w:val="0"/>
-          <w:sz w:val="24"/>
-          <w:rFonts w:ascii="Times New Roman" w:hAnsi="Times New Roman" w:cs="Times New Roman"/>
-        </w:rPr>
-        <w:t xml:space="preserve">    A. Chỉ bằng mắt nhìn         B. Chỉ bằng tai nghe</w:t>
-      </w:r>
-    </w:p>
-    <w:p>
-      <w:pPr>
-        <w:spacing w:before="0" w:after="40" w:line="276" w:lineRule="auto"/>
-        <w:jc w:val="left"/>
-      </w:pPr>
-      <w:r>
-        <w:rPr>
-          <w:rFonts w:ascii="Times New Roman" w:hAnsi="Times New Roman"/>
-          <w:b w:val="0"/>
-          <w:i w:val="0"/>
-          <w:sz w:val="24"/>
-          <w:rFonts w:ascii="Times New Roman" w:hAnsi="Times New Roman" w:cs="Times New Roman"/>
-        </w:rPr>
-        <w:t xml:space="preserve">    C. Bằng các giác quan: mắt, tai, mũi, lưỡi, da         D. Chỉ bằng tay sờ</w:t>
-      </w:r>
-    </w:p>
-    <w:p>
-      <w:pPr>
+        <w:ind w:left="360"/>
+      </w:pPr>
+      <w:r>
+        <w:rPr>
+          <w:rFonts w:ascii="Times New Roman" w:hAnsi="Times New Roman"/>
+          <w:b w:val="0"/>
+          <w:i w:val="0"/>
+          <w:sz w:val="24"/>
+          <w:rFonts w:ascii="Times New Roman" w:hAnsi="Times New Roman" w:cs="Times New Roman"/>
+        </w:rPr>
+        <w:t>A. Chỉ bằng mắt nhìn</w:t>
+      </w:r>
+    </w:p>
+    <w:p>
+      <w:pPr>
+        <w:keepNext/>
+        <w:spacing w:before="0" w:after="20" w:line="276" w:lineRule="auto"/>
+        <w:ind w:left="360"/>
+      </w:pPr>
+      <w:r>
+        <w:rPr>
+          <w:rFonts w:ascii="Times New Roman" w:hAnsi="Times New Roman"/>
+          <w:b w:val="0"/>
+          <w:i w:val="0"/>
+          <w:sz w:val="24"/>
+          <w:rFonts w:ascii="Times New Roman" w:hAnsi="Times New Roman" w:cs="Times New Roman"/>
+        </w:rPr>
+        <w:t>B. Chỉ bằng tai nghe</w:t>
+      </w:r>
+    </w:p>
+    <w:p>
+      <w:pPr>
+        <w:keepNext/>
+        <w:spacing w:before="0" w:after="20" w:line="276" w:lineRule="auto"/>
+        <w:ind w:left="360"/>
+      </w:pPr>
+      <w:r>
+        <w:rPr>
+          <w:rFonts w:ascii="Times New Roman" w:hAnsi="Times New Roman"/>
+          <w:b w:val="0"/>
+          <w:i w:val="0"/>
+          <w:sz w:val="24"/>
+          <w:rFonts w:ascii="Times New Roman" w:hAnsi="Times New Roman" w:cs="Times New Roman"/>
+        </w:rPr>
+        <w:t>C. Bằng các giác quan: mắt, tai, mũi, lưỡi, da</w:t>
+      </w:r>
+    </w:p>
+    <w:p>
+      <w:pPr>
+        <w:spacing w:before="0" w:after="50" w:line="276" w:lineRule="auto"/>
+        <w:ind w:left="360"/>
+      </w:pPr>
+      <w:r>
+        <w:rPr>
+          <w:rFonts w:ascii="Times New Roman" w:hAnsi="Times New Roman"/>
+          <w:b w:val="0"/>
+          <w:i w:val="0"/>
+          <w:sz w:val="24"/>
+          <w:rFonts w:ascii="Times New Roman" w:hAnsi="Times New Roman" w:cs="Times New Roman"/>
+        </w:rPr>
+        <w:t>D. Chỉ bằng tay sờ</w:t>
+      </w:r>
+    </w:p>
+    <w:p>
+      <w:pPr>
+        <w:keepNext/>
         <w:spacing w:before="80" w:after="40" w:line="276" w:lineRule="auto"/>
         <w:jc w:val="left"/>
       </w:pPr>
@@ -1740,38 +1841,52 @@
     </w:p>
     <w:p>
       <w:pPr>
+        <w:keepNext/>
+        <w:tabs>
+          <w:tab w:pos="360" w:val="left"/>
+          <w:tab w:pos="5112" w:val="left"/>
+        </w:tabs>
         <w:spacing w:before="0" w:after="20" w:line="276" w:lineRule="auto"/>
-        <w:jc w:val="left"/>
-      </w:pPr>
-      <w:r>
-        <w:rPr>
-          <w:rFonts w:ascii="Times New Roman" w:hAnsi="Times New Roman"/>
-          <w:b w:val="0"/>
-          <w:i w:val="0"/>
-          <w:sz w:val="24"/>
-          <w:rFonts w:ascii="Times New Roman" w:hAnsi="Times New Roman" w:cs="Times New Roman"/>
-        </w:rPr>
-        <w:t xml:space="preserve">    A. Chạy nhanh hơn         B. Ra quyết định đúng đắn</w:t>
-      </w:r>
-    </w:p>
-    <w:p>
-      <w:pPr>
-        <w:spacing w:before="0" w:after="40" w:line="276" w:lineRule="auto"/>
-        <w:jc w:val="left"/>
-      </w:pPr>
-      <w:r>
-        <w:rPr>
-          <w:rFonts w:ascii="Times New Roman" w:hAnsi="Times New Roman"/>
-          <w:b w:val="0"/>
-          <w:i w:val="0"/>
-          <w:sz w:val="24"/>
-          <w:rFonts w:ascii="Times New Roman" w:hAnsi="Times New Roman" w:cs="Times New Roman"/>
-        </w:rPr>
-        <w:t xml:space="preserve">    C. Bơi giỏi hơn         D. Hát hay hơn</w:t>
-      </w:r>
-    </w:p>
-    <w:p>
-      <w:pPr>
+      </w:pPr>
+      <w:r>
+        <w:rPr>
+          <w:rFonts w:ascii="Times New Roman" w:hAnsi="Times New Roman"/>
+          <w:b w:val="0"/>
+          <w:i w:val="0"/>
+          <w:sz w:val="24"/>
+          <w:rFonts w:ascii="Times New Roman" w:hAnsi="Times New Roman" w:cs="Times New Roman"/>
+        </w:rPr>
+        <w:tab/>
+        <w:t>A. Chạy nhanh hơn</w:t>
+        <w:tab/>
+        <w:t>B. Ra quyết định đúng đắn</w:t>
+      </w:r>
+    </w:p>
+    <w:p>
+      <w:pPr>
+        <w:tabs>
+          <w:tab w:pos="360" w:val="left"/>
+          <w:tab w:pos="5112" w:val="left"/>
+        </w:tabs>
+        <w:spacing w:before="0" w:after="50" w:line="276" w:lineRule="auto"/>
+      </w:pPr>
+      <w:r>
+        <w:rPr>
+          <w:rFonts w:ascii="Times New Roman" w:hAnsi="Times New Roman"/>
+          <w:b w:val="0"/>
+          <w:i w:val="0"/>
+          <w:sz w:val="24"/>
+          <w:rFonts w:ascii="Times New Roman" w:hAnsi="Times New Roman" w:cs="Times New Roman"/>
+        </w:rPr>
+        <w:tab/>
+        <w:t>C. Bơi giỏi hơn</w:t>
+        <w:tab/>
+        <w:t>D. Hát hay hơn</w:t>
+      </w:r>
+    </w:p>
+    <w:p>
+      <w:pPr>
+        <w:keepNext/>
         <w:spacing w:before="80" w:after="40" w:line="276" w:lineRule="auto"/>
         <w:jc w:val="left"/>
       </w:pPr>
@@ -1788,38 +1903,74 @@
     </w:p>
     <w:p>
       <w:pPr>
+        <w:keepNext/>
         <w:spacing w:before="0" w:after="20" w:line="276" w:lineRule="auto"/>
-        <w:jc w:val="left"/>
-      </w:pPr>
-      <w:r>
-        <w:rPr>
-          <w:rFonts w:ascii="Times New Roman" w:hAnsi="Times New Roman"/>
-          <w:b w:val="0"/>
-          <w:i w:val="0"/>
-          <w:sz w:val="24"/>
-          <w:rFonts w:ascii="Times New Roman" w:hAnsi="Times New Roman" w:cs="Times New Roman"/>
-        </w:rPr>
-        <w:t xml:space="preserve">    A. Thông tin giúp em ra quyết định mang áo mưa         B. Thông tin không có ích gì</w:t>
-      </w:r>
-    </w:p>
-    <w:p>
-      <w:pPr>
-        <w:spacing w:before="0" w:after="40" w:line="276" w:lineRule="auto"/>
-        <w:jc w:val="left"/>
-      </w:pPr>
-      <w:r>
-        <w:rPr>
-          <w:rFonts w:ascii="Times New Roman" w:hAnsi="Times New Roman"/>
-          <w:b w:val="0"/>
-          <w:i w:val="0"/>
-          <w:sz w:val="24"/>
-          <w:rFonts w:ascii="Times New Roman" w:hAnsi="Times New Roman" w:cs="Times New Roman"/>
-        </w:rPr>
-        <w:t xml:space="preserve">    C. Dự báo luôn luôn sai         D. Em thích xem thời tiết cho vui</w:t>
-      </w:r>
-    </w:p>
-    <w:p>
-      <w:pPr>
+        <w:ind w:left="360"/>
+      </w:pPr>
+      <w:r>
+        <w:rPr>
+          <w:rFonts w:ascii="Times New Roman" w:hAnsi="Times New Roman"/>
+          <w:b w:val="0"/>
+          <w:i w:val="0"/>
+          <w:sz w:val="24"/>
+          <w:rFonts w:ascii="Times New Roman" w:hAnsi="Times New Roman" w:cs="Times New Roman"/>
+        </w:rPr>
+        <w:t>A. Thông tin giúp em ra quyết định mang áo mưa</w:t>
+      </w:r>
+    </w:p>
+    <w:p>
+      <w:pPr>
+        <w:keepNext/>
+        <w:spacing w:before="0" w:after="20" w:line="276" w:lineRule="auto"/>
+        <w:ind w:left="360"/>
+      </w:pPr>
+      <w:r>
+        <w:rPr>
+          <w:rFonts w:ascii="Times New Roman" w:hAnsi="Times New Roman"/>
+          <w:b w:val="0"/>
+          <w:i w:val="0"/>
+          <w:sz w:val="24"/>
+          <w:rFonts w:ascii="Times New Roman" w:hAnsi="Times New Roman" w:cs="Times New Roman"/>
+        </w:rPr>
+        <w:t>B. Thông tin không có ích gì</w:t>
+      </w:r>
+    </w:p>
+    <w:p>
+      <w:pPr>
+        <w:keepNext/>
+        <w:spacing w:before="0" w:after="20" w:line="276" w:lineRule="auto"/>
+        <w:ind w:left="360"/>
+      </w:pPr>
+      <w:r>
+        <w:rPr>
+          <w:rFonts w:ascii="Times New Roman" w:hAnsi="Times New Roman"/>
+          <w:b w:val="0"/>
+          <w:i w:val="0"/>
+          <w:sz w:val="24"/>
+          <w:rFonts w:ascii="Times New Roman" w:hAnsi="Times New Roman" w:cs="Times New Roman"/>
+        </w:rPr>
+        <w:t>C. Dự báo luôn luôn sai</w:t>
+      </w:r>
+    </w:p>
+    <w:p>
+      <w:pPr>
+        <w:spacing w:before="0" w:after="50" w:line="276" w:lineRule="auto"/>
+        <w:ind w:left="360"/>
+      </w:pPr>
+      <w:r>
+        <w:rPr>
+          <w:rFonts w:ascii="Times New Roman" w:hAnsi="Times New Roman"/>
+          <w:b w:val="0"/>
+          <w:i w:val="0"/>
+          <w:sz w:val="24"/>
+          <w:rFonts w:ascii="Times New Roman" w:hAnsi="Times New Roman" w:cs="Times New Roman"/>
+        </w:rPr>
+        <w:t>D. Em thích xem thời tiết cho vui</w:t>
+      </w:r>
+    </w:p>
+    <w:p>
+      <w:pPr>
+        <w:keepNext/>
         <w:spacing w:before="80" w:after="40" w:line="276" w:lineRule="auto"/>
         <w:jc w:val="left"/>
       </w:pPr>
@@ -1836,38 +1987,52 @@
     </w:p>
     <w:p>
       <w:pPr>
+        <w:keepNext/>
+        <w:tabs>
+          <w:tab w:pos="360" w:val="left"/>
+          <w:tab w:pos="5112" w:val="left"/>
+        </w:tabs>
         <w:spacing w:before="0" w:after="20" w:line="276" w:lineRule="auto"/>
-        <w:jc w:val="left"/>
-      </w:pPr>
-      <w:r>
-        <w:rPr>
-          <w:rFonts w:ascii="Times New Roman" w:hAnsi="Times New Roman"/>
-          <w:b w:val="0"/>
-          <w:i w:val="0"/>
-          <w:sz w:val="24"/>
-          <w:rFonts w:ascii="Times New Roman" w:hAnsi="Times New Roman" w:cs="Times New Roman"/>
-        </w:rPr>
-        <w:t xml:space="preserve">    A. Đi nhanh qua đường         B. Dừng lại chờ đèn xanh</w:t>
-      </w:r>
-    </w:p>
-    <w:p>
-      <w:pPr>
-        <w:spacing w:before="0" w:after="40" w:line="276" w:lineRule="auto"/>
-        <w:jc w:val="left"/>
-      </w:pPr>
-      <w:r>
-        <w:rPr>
-          <w:rFonts w:ascii="Times New Roman" w:hAnsi="Times New Roman"/>
-          <w:b w:val="0"/>
-          <w:i w:val="0"/>
-          <w:sz w:val="24"/>
-          <w:rFonts w:ascii="Times New Roman" w:hAnsi="Times New Roman" w:cs="Times New Roman"/>
-        </w:rPr>
-        <w:t xml:space="preserve">    C. Rẽ sang đường khác         D. Nhắm mắt đi tiếp</w:t>
-      </w:r>
-    </w:p>
-    <w:p>
-      <w:pPr>
+      </w:pPr>
+      <w:r>
+        <w:rPr>
+          <w:rFonts w:ascii="Times New Roman" w:hAnsi="Times New Roman"/>
+          <w:b w:val="0"/>
+          <w:i w:val="0"/>
+          <w:sz w:val="24"/>
+          <w:rFonts w:ascii="Times New Roman" w:hAnsi="Times New Roman" w:cs="Times New Roman"/>
+        </w:rPr>
+        <w:tab/>
+        <w:t>A. Đi nhanh qua đường</w:t>
+        <w:tab/>
+        <w:t>B. Dừng lại chờ đèn xanh</w:t>
+      </w:r>
+    </w:p>
+    <w:p>
+      <w:pPr>
+        <w:tabs>
+          <w:tab w:pos="360" w:val="left"/>
+          <w:tab w:pos="5112" w:val="left"/>
+        </w:tabs>
+        <w:spacing w:before="0" w:after="50" w:line="276" w:lineRule="auto"/>
+      </w:pPr>
+      <w:r>
+        <w:rPr>
+          <w:rFonts w:ascii="Times New Roman" w:hAnsi="Times New Roman"/>
+          <w:b w:val="0"/>
+          <w:i w:val="0"/>
+          <w:sz w:val="24"/>
+          <w:rFonts w:ascii="Times New Roman" w:hAnsi="Times New Roman" w:cs="Times New Roman"/>
+        </w:rPr>
+        <w:tab/>
+        <w:t>C. Rẽ sang đường khác</w:t>
+        <w:tab/>
+        <w:t>D. Nhắm mắt đi tiếp</w:t>
+      </w:r>
+    </w:p>
+    <w:p>
+      <w:pPr>
+        <w:keepNext/>
         <w:spacing w:before="80" w:after="40" w:line="276" w:lineRule="auto"/>
         <w:jc w:val="left"/>
       </w:pPr>
@@ -1884,38 +2049,52 @@
     </w:p>
     <w:p>
       <w:pPr>
+        <w:keepNext/>
+        <w:tabs>
+          <w:tab w:pos="360" w:val="left"/>
+          <w:tab w:pos="5112" w:val="left"/>
+        </w:tabs>
         <w:spacing w:before="0" w:after="20" w:line="276" w:lineRule="auto"/>
-        <w:jc w:val="left"/>
-      </w:pPr>
-      <w:r>
-        <w:rPr>
-          <w:rFonts w:ascii="Times New Roman" w:hAnsi="Times New Roman"/>
-          <w:b w:val="0"/>
-          <w:i w:val="0"/>
-          <w:sz w:val="24"/>
-          <w:rFonts w:ascii="Times New Roman" w:hAnsi="Times New Roman" w:cs="Times New Roman"/>
-        </w:rPr>
-        <w:t xml:space="preserve">    A. Sách giáo khoa         B. Tờ báo</w:t>
-      </w:r>
-    </w:p>
-    <w:p>
-      <w:pPr>
-        <w:spacing w:before="0" w:after="40" w:line="276" w:lineRule="auto"/>
-        <w:jc w:val="left"/>
-      </w:pPr>
-      <w:r>
-        <w:rPr>
-          <w:rFonts w:ascii="Times New Roman" w:hAnsi="Times New Roman"/>
-          <w:b w:val="0"/>
-          <w:i w:val="0"/>
-          <w:sz w:val="24"/>
-          <w:rFonts w:ascii="Times New Roman" w:hAnsi="Times New Roman" w:cs="Times New Roman"/>
-        </w:rPr>
-        <w:t xml:space="preserve">    C. Chiếc bàn học         D. Bảng thông báo</w:t>
-      </w:r>
-    </w:p>
-    <w:p>
-      <w:pPr>
+      </w:pPr>
+      <w:r>
+        <w:rPr>
+          <w:rFonts w:ascii="Times New Roman" w:hAnsi="Times New Roman"/>
+          <w:b w:val="0"/>
+          <w:i w:val="0"/>
+          <w:sz w:val="24"/>
+          <w:rFonts w:ascii="Times New Roman" w:hAnsi="Times New Roman" w:cs="Times New Roman"/>
+        </w:rPr>
+        <w:tab/>
+        <w:t>A. Sách giáo khoa</w:t>
+        <w:tab/>
+        <w:t>B. Tờ báo</w:t>
+      </w:r>
+    </w:p>
+    <w:p>
+      <w:pPr>
+        <w:tabs>
+          <w:tab w:pos="360" w:val="left"/>
+          <w:tab w:pos="5112" w:val="left"/>
+        </w:tabs>
+        <w:spacing w:before="0" w:after="50" w:line="276" w:lineRule="auto"/>
+      </w:pPr>
+      <w:r>
+        <w:rPr>
+          <w:rFonts w:ascii="Times New Roman" w:hAnsi="Times New Roman"/>
+          <w:b w:val="0"/>
+          <w:i w:val="0"/>
+          <w:sz w:val="24"/>
+          <w:rFonts w:ascii="Times New Roman" w:hAnsi="Times New Roman" w:cs="Times New Roman"/>
+        </w:rPr>
+        <w:tab/>
+        <w:t>C. Chiếc bàn học</w:t>
+        <w:tab/>
+        <w:t>D. Bảng thông báo</w:t>
+      </w:r>
+    </w:p>
+    <w:p>
+      <w:pPr>
+        <w:keepNext/>
         <w:spacing w:before="80" w:after="40" w:line="276" w:lineRule="auto"/>
         <w:jc w:val="left"/>
       </w:pPr>
@@ -1932,38 +2111,52 @@
     </w:p>
     <w:p>
       <w:pPr>
+        <w:keepNext/>
+        <w:tabs>
+          <w:tab w:pos="360" w:val="left"/>
+          <w:tab w:pos="5112" w:val="left"/>
+        </w:tabs>
         <w:spacing w:before="0" w:after="20" w:line="276" w:lineRule="auto"/>
-        <w:jc w:val="left"/>
-      </w:pPr>
-      <w:r>
-        <w:rPr>
-          <w:rFonts w:ascii="Times New Roman" w:hAnsi="Times New Roman"/>
-          <w:b w:val="0"/>
-          <w:i w:val="0"/>
-          <w:sz w:val="24"/>
-          <w:rFonts w:ascii="Times New Roman" w:hAnsi="Times New Roman" w:cs="Times New Roman"/>
-        </w:rPr>
-        <w:t xml:space="preserve">    A. Tai (thính giác)         B. Mắt (thị giác)</w:t>
-      </w:r>
-    </w:p>
-    <w:p>
-      <w:pPr>
-        <w:spacing w:before="0" w:after="40" w:line="276" w:lineRule="auto"/>
-        <w:jc w:val="left"/>
-      </w:pPr>
-      <w:r>
-        <w:rPr>
-          <w:rFonts w:ascii="Times New Roman" w:hAnsi="Times New Roman"/>
-          <w:b w:val="0"/>
-          <w:i w:val="0"/>
-          <w:sz w:val="24"/>
-          <w:rFonts w:ascii="Times New Roman" w:hAnsi="Times New Roman" w:cs="Times New Roman"/>
-        </w:rPr>
-        <w:t xml:space="preserve">    C. Mũi (khứu giác)         D. Tay (xúc giác)</w:t>
-      </w:r>
-    </w:p>
-    <w:p>
-      <w:pPr>
+      </w:pPr>
+      <w:r>
+        <w:rPr>
+          <w:rFonts w:ascii="Times New Roman" w:hAnsi="Times New Roman"/>
+          <w:b w:val="0"/>
+          <w:i w:val="0"/>
+          <w:sz w:val="24"/>
+          <w:rFonts w:ascii="Times New Roman" w:hAnsi="Times New Roman" w:cs="Times New Roman"/>
+        </w:rPr>
+        <w:tab/>
+        <w:t>A. Tai (thính giác)</w:t>
+        <w:tab/>
+        <w:t>B. Mắt (thị giác)</w:t>
+      </w:r>
+    </w:p>
+    <w:p>
+      <w:pPr>
+        <w:tabs>
+          <w:tab w:pos="360" w:val="left"/>
+          <w:tab w:pos="5112" w:val="left"/>
+        </w:tabs>
+        <w:spacing w:before="0" w:after="50" w:line="276" w:lineRule="auto"/>
+      </w:pPr>
+      <w:r>
+        <w:rPr>
+          <w:rFonts w:ascii="Times New Roman" w:hAnsi="Times New Roman"/>
+          <w:b w:val="0"/>
+          <w:i w:val="0"/>
+          <w:sz w:val="24"/>
+          <w:rFonts w:ascii="Times New Roman" w:hAnsi="Times New Roman" w:cs="Times New Roman"/>
+        </w:rPr>
+        <w:tab/>
+        <w:t>C. Mũi (khứu giác)</w:t>
+        <w:tab/>
+        <w:t>D. Tay (xúc giác)</w:t>
+      </w:r>
+    </w:p>
+    <w:p>
+      <w:pPr>
+        <w:keepNext/>
         <w:spacing w:before="80" w:after="40" w:line="276" w:lineRule="auto"/>
         <w:jc w:val="left"/>
       </w:pPr>
@@ -1980,38 +2173,74 @@
     </w:p>
     <w:p>
       <w:pPr>
+        <w:keepNext/>
         <w:spacing w:before="0" w:after="20" w:line="276" w:lineRule="auto"/>
-        <w:jc w:val="left"/>
-      </w:pPr>
-      <w:r>
-        <w:rPr>
-          <w:rFonts w:ascii="Times New Roman" w:hAnsi="Times New Roman"/>
-          <w:b w:val="0"/>
-          <w:i w:val="0"/>
-          <w:sz w:val="24"/>
-          <w:rFonts w:ascii="Times New Roman" w:hAnsi="Times New Roman" w:cs="Times New Roman"/>
-        </w:rPr>
-        <w:t xml:space="preserve">    A. Vì thông tin giúp em chơi game         B. Vì thông tin giúp con người hiểu biết và đưa ra quyết định phù hợp</w:t>
-      </w:r>
-    </w:p>
-    <w:p>
-      <w:pPr>
-        <w:spacing w:before="0" w:after="40" w:line="276" w:lineRule="auto"/>
-        <w:jc w:val="left"/>
-      </w:pPr>
-      <w:r>
-        <w:rPr>
-          <w:rFonts w:ascii="Times New Roman" w:hAnsi="Times New Roman"/>
-          <w:b w:val="0"/>
-          <w:i w:val="0"/>
-          <w:sz w:val="24"/>
-          <w:rFonts w:ascii="Times New Roman" w:hAnsi="Times New Roman" w:cs="Times New Roman"/>
-        </w:rPr>
-        <w:t xml:space="preserve">    C. Vì thông tin là đồ chơi         D. Vì thông tin chỉ có trên Internet</w:t>
-      </w:r>
-    </w:p>
-    <w:p>
-      <w:pPr>
+        <w:ind w:left="360"/>
+      </w:pPr>
+      <w:r>
+        <w:rPr>
+          <w:rFonts w:ascii="Times New Roman" w:hAnsi="Times New Roman"/>
+          <w:b w:val="0"/>
+          <w:i w:val="0"/>
+          <w:sz w:val="24"/>
+          <w:rFonts w:ascii="Times New Roman" w:hAnsi="Times New Roman" w:cs="Times New Roman"/>
+        </w:rPr>
+        <w:t>A. Vì thông tin giúp em chơi game</w:t>
+      </w:r>
+    </w:p>
+    <w:p>
+      <w:pPr>
+        <w:keepNext/>
+        <w:spacing w:before="0" w:after="20" w:line="276" w:lineRule="auto"/>
+        <w:ind w:left="360"/>
+      </w:pPr>
+      <w:r>
+        <w:rPr>
+          <w:rFonts w:ascii="Times New Roman" w:hAnsi="Times New Roman"/>
+          <w:b w:val="0"/>
+          <w:i w:val="0"/>
+          <w:sz w:val="24"/>
+          <w:rFonts w:ascii="Times New Roman" w:hAnsi="Times New Roman" w:cs="Times New Roman"/>
+        </w:rPr>
+        <w:t>B. Vì thông tin giúp con người hiểu biết và đưa ra quyết định phù hợp</w:t>
+      </w:r>
+    </w:p>
+    <w:p>
+      <w:pPr>
+        <w:keepNext/>
+        <w:spacing w:before="0" w:after="20" w:line="276" w:lineRule="auto"/>
+        <w:ind w:left="360"/>
+      </w:pPr>
+      <w:r>
+        <w:rPr>
+          <w:rFonts w:ascii="Times New Roman" w:hAnsi="Times New Roman"/>
+          <w:b w:val="0"/>
+          <w:i w:val="0"/>
+          <w:sz w:val="24"/>
+          <w:rFonts w:ascii="Times New Roman" w:hAnsi="Times New Roman" w:cs="Times New Roman"/>
+        </w:rPr>
+        <w:t>C. Vì thông tin là đồ chơi</w:t>
+      </w:r>
+    </w:p>
+    <w:p>
+      <w:pPr>
+        <w:spacing w:before="0" w:after="50" w:line="276" w:lineRule="auto"/>
+        <w:ind w:left="360"/>
+      </w:pPr>
+      <w:r>
+        <w:rPr>
+          <w:rFonts w:ascii="Times New Roman" w:hAnsi="Times New Roman"/>
+          <w:b w:val="0"/>
+          <w:i w:val="0"/>
+          <w:sz w:val="24"/>
+          <w:rFonts w:ascii="Times New Roman" w:hAnsi="Times New Roman" w:cs="Times New Roman"/>
+        </w:rPr>
+        <w:t>D. Vì thông tin chỉ có trên Internet</w:t>
+      </w:r>
+    </w:p>
+    <w:p>
+      <w:pPr>
+        <w:keepNext/>
         <w:spacing w:before="80" w:after="40" w:line="276" w:lineRule="auto"/>
         <w:jc w:val="left"/>
       </w:pPr>
@@ -2028,38 +2257,74 @@
     </w:p>
     <w:p>
       <w:pPr>
+        <w:keepNext/>
         <w:spacing w:before="0" w:after="20" w:line="276" w:lineRule="auto"/>
-        <w:jc w:val="left"/>
-      </w:pPr>
-      <w:r>
-        <w:rPr>
-          <w:rFonts w:ascii="Times New Roman" w:hAnsi="Times New Roman"/>
-          <w:b w:val="0"/>
-          <w:i w:val="0"/>
-          <w:sz w:val="24"/>
-          <w:rFonts w:ascii="Times New Roman" w:hAnsi="Times New Roman" w:cs="Times New Roman"/>
-        </w:rPr>
-        <w:t xml:space="preserve">    A. 2 bước         B. 3 bước</w:t>
-      </w:r>
-    </w:p>
-    <w:p>
-      <w:pPr>
-        <w:spacing w:before="0" w:after="40" w:line="276" w:lineRule="auto"/>
-        <w:jc w:val="left"/>
-      </w:pPr>
-      <w:r>
-        <w:rPr>
-          <w:rFonts w:ascii="Times New Roman" w:hAnsi="Times New Roman"/>
-          <w:b w:val="0"/>
-          <w:i w:val="0"/>
-          <w:sz w:val="24"/>
-          <w:rFonts w:ascii="Times New Roman" w:hAnsi="Times New Roman" w:cs="Times New Roman"/>
-        </w:rPr>
-        <w:t xml:space="preserve">    C. 4 bước: Thu nhận → Lưu trữ → Xử lí → Truyền         D. 5 bước</w:t>
-      </w:r>
-    </w:p>
-    <w:p>
-      <w:pPr>
+        <w:ind w:left="360"/>
+      </w:pPr>
+      <w:r>
+        <w:rPr>
+          <w:rFonts w:ascii="Times New Roman" w:hAnsi="Times New Roman"/>
+          <w:b w:val="0"/>
+          <w:i w:val="0"/>
+          <w:sz w:val="24"/>
+          <w:rFonts w:ascii="Times New Roman" w:hAnsi="Times New Roman" w:cs="Times New Roman"/>
+        </w:rPr>
+        <w:t>A. 2 bước</w:t>
+      </w:r>
+    </w:p>
+    <w:p>
+      <w:pPr>
+        <w:keepNext/>
+        <w:spacing w:before="0" w:after="20" w:line="276" w:lineRule="auto"/>
+        <w:ind w:left="360"/>
+      </w:pPr>
+      <w:r>
+        <w:rPr>
+          <w:rFonts w:ascii="Times New Roman" w:hAnsi="Times New Roman"/>
+          <w:b w:val="0"/>
+          <w:i w:val="0"/>
+          <w:sz w:val="24"/>
+          <w:rFonts w:ascii="Times New Roman" w:hAnsi="Times New Roman" w:cs="Times New Roman"/>
+        </w:rPr>
+        <w:t>B. 3 bước</w:t>
+      </w:r>
+    </w:p>
+    <w:p>
+      <w:pPr>
+        <w:keepNext/>
+        <w:spacing w:before="0" w:after="20" w:line="276" w:lineRule="auto"/>
+        <w:ind w:left="360"/>
+      </w:pPr>
+      <w:r>
+        <w:rPr>
+          <w:rFonts w:ascii="Times New Roman" w:hAnsi="Times New Roman"/>
+          <w:b w:val="0"/>
+          <w:i w:val="0"/>
+          <w:sz w:val="24"/>
+          <w:rFonts w:ascii="Times New Roman" w:hAnsi="Times New Roman" w:cs="Times New Roman"/>
+        </w:rPr>
+        <w:t>C. 4 bước: Thu nhận → Lưu trữ → Xử lí → Truyền</w:t>
+      </w:r>
+    </w:p>
+    <w:p>
+      <w:pPr>
+        <w:spacing w:before="0" w:after="50" w:line="276" w:lineRule="auto"/>
+        <w:ind w:left="360"/>
+      </w:pPr>
+      <w:r>
+        <w:rPr>
+          <w:rFonts w:ascii="Times New Roman" w:hAnsi="Times New Roman"/>
+          <w:b w:val="0"/>
+          <w:i w:val="0"/>
+          <w:sz w:val="24"/>
+          <w:rFonts w:ascii="Times New Roman" w:hAnsi="Times New Roman" w:cs="Times New Roman"/>
+        </w:rPr>
+        <w:t>D. 5 bước</w:t>
+      </w:r>
+    </w:p>
+    <w:p>
+      <w:pPr>
+        <w:keepNext/>
         <w:spacing w:before="80" w:after="40" w:line="276" w:lineRule="auto"/>
         <w:jc w:val="left"/>
       </w:pPr>
@@ -2076,38 +2341,52 @@
     </w:p>
     <w:p>
       <w:pPr>
+        <w:keepNext/>
+        <w:tabs>
+          <w:tab w:pos="360" w:val="left"/>
+          <w:tab w:pos="5112" w:val="left"/>
+        </w:tabs>
         <w:spacing w:before="0" w:after="20" w:line="276" w:lineRule="auto"/>
-        <w:jc w:val="left"/>
-      </w:pPr>
-      <w:r>
-        <w:rPr>
-          <w:rFonts w:ascii="Times New Roman" w:hAnsi="Times New Roman"/>
-          <w:b w:val="0"/>
-          <w:i w:val="0"/>
-          <w:sz w:val="24"/>
-          <w:rFonts w:ascii="Times New Roman" w:hAnsi="Times New Roman" w:cs="Times New Roman"/>
-        </w:rPr>
-        <w:t xml:space="preserve">    A. Truyền thông tin         B. Xử lí thông tin</w:t>
-      </w:r>
-    </w:p>
-    <w:p>
-      <w:pPr>
-        <w:spacing w:before="0" w:after="40" w:line="276" w:lineRule="auto"/>
-        <w:jc w:val="left"/>
-      </w:pPr>
-      <w:r>
-        <w:rPr>
-          <w:rFonts w:ascii="Times New Roman" w:hAnsi="Times New Roman"/>
-          <w:b w:val="0"/>
-          <w:i w:val="0"/>
-          <w:sz w:val="24"/>
-          <w:rFonts w:ascii="Times New Roman" w:hAnsi="Times New Roman" w:cs="Times New Roman"/>
-        </w:rPr>
-        <w:t xml:space="preserve">    C. Lưu trữ thông tin         D. Thu nhận thông tin</w:t>
-      </w:r>
-    </w:p>
-    <w:p>
-      <w:pPr>
+      </w:pPr>
+      <w:r>
+        <w:rPr>
+          <w:rFonts w:ascii="Times New Roman" w:hAnsi="Times New Roman"/>
+          <w:b w:val="0"/>
+          <w:i w:val="0"/>
+          <w:sz w:val="24"/>
+          <w:rFonts w:ascii="Times New Roman" w:hAnsi="Times New Roman" w:cs="Times New Roman"/>
+        </w:rPr>
+        <w:tab/>
+        <w:t>A. Truyền thông tin</w:t>
+        <w:tab/>
+        <w:t>B. Xử lí thông tin</w:t>
+      </w:r>
+    </w:p>
+    <w:p>
+      <w:pPr>
+        <w:tabs>
+          <w:tab w:pos="360" w:val="left"/>
+          <w:tab w:pos="5112" w:val="left"/>
+        </w:tabs>
+        <w:spacing w:before="0" w:after="50" w:line="276" w:lineRule="auto"/>
+      </w:pPr>
+      <w:r>
+        <w:rPr>
+          <w:rFonts w:ascii="Times New Roman" w:hAnsi="Times New Roman"/>
+          <w:b w:val="0"/>
+          <w:i w:val="0"/>
+          <w:sz w:val="24"/>
+          <w:rFonts w:ascii="Times New Roman" w:hAnsi="Times New Roman" w:cs="Times New Roman"/>
+        </w:rPr>
+        <w:tab/>
+        <w:t>C. Lưu trữ thông tin</w:t>
+        <w:tab/>
+        <w:t>D. Thu nhận thông tin</w:t>
+      </w:r>
+    </w:p>
+    <w:p>
+      <w:pPr>
+        <w:keepNext/>
         <w:spacing w:before="80" w:after="40" w:line="276" w:lineRule="auto"/>
         <w:jc w:val="left"/>
       </w:pPr>
@@ -2124,38 +2403,52 @@
     </w:p>
     <w:p>
       <w:pPr>
+        <w:keepNext/>
+        <w:tabs>
+          <w:tab w:pos="360" w:val="left"/>
+          <w:tab w:pos="5112" w:val="left"/>
+        </w:tabs>
         <w:spacing w:before="0" w:after="20" w:line="276" w:lineRule="auto"/>
-        <w:jc w:val="left"/>
-      </w:pPr>
-      <w:r>
-        <w:rPr>
-          <w:rFonts w:ascii="Times New Roman" w:hAnsi="Times New Roman"/>
-          <w:b w:val="0"/>
-          <w:i w:val="0"/>
-          <w:sz w:val="24"/>
-          <w:rFonts w:ascii="Times New Roman" w:hAnsi="Times New Roman" w:cs="Times New Roman"/>
-        </w:rPr>
-        <w:t xml:space="preserve">    A. Thu nhận thông tin         B. Truyền thông tin</w:t>
-      </w:r>
-    </w:p>
-    <w:p>
-      <w:pPr>
-        <w:spacing w:before="0" w:after="40" w:line="276" w:lineRule="auto"/>
-        <w:jc w:val="left"/>
-      </w:pPr>
-      <w:r>
-        <w:rPr>
-          <w:rFonts w:ascii="Times New Roman" w:hAnsi="Times New Roman"/>
-          <w:b w:val="0"/>
-          <w:i w:val="0"/>
-          <w:sz w:val="24"/>
-          <w:rFonts w:ascii="Times New Roman" w:hAnsi="Times New Roman" w:cs="Times New Roman"/>
-        </w:rPr>
-        <w:t xml:space="preserve">    C. Xử lí thông tin         D. Lưu trữ thông tin</w:t>
-      </w:r>
-    </w:p>
-    <w:p>
-      <w:pPr>
+      </w:pPr>
+      <w:r>
+        <w:rPr>
+          <w:rFonts w:ascii="Times New Roman" w:hAnsi="Times New Roman"/>
+          <w:b w:val="0"/>
+          <w:i w:val="0"/>
+          <w:sz w:val="24"/>
+          <w:rFonts w:ascii="Times New Roman" w:hAnsi="Times New Roman" w:cs="Times New Roman"/>
+        </w:rPr>
+        <w:tab/>
+        <w:t>A. Thu nhận thông tin</w:t>
+        <w:tab/>
+        <w:t>B. Truyền thông tin</w:t>
+      </w:r>
+    </w:p>
+    <w:p>
+      <w:pPr>
+        <w:tabs>
+          <w:tab w:pos="360" w:val="left"/>
+          <w:tab w:pos="5112" w:val="left"/>
+        </w:tabs>
+        <w:spacing w:before="0" w:after="50" w:line="276" w:lineRule="auto"/>
+      </w:pPr>
+      <w:r>
+        <w:rPr>
+          <w:rFonts w:ascii="Times New Roman" w:hAnsi="Times New Roman"/>
+          <w:b w:val="0"/>
+          <w:i w:val="0"/>
+          <w:sz w:val="24"/>
+          <w:rFonts w:ascii="Times New Roman" w:hAnsi="Times New Roman" w:cs="Times New Roman"/>
+        </w:rPr>
+        <w:tab/>
+        <w:t>C. Xử lí thông tin</w:t>
+        <w:tab/>
+        <w:t>D. Lưu trữ thông tin</w:t>
+      </w:r>
+    </w:p>
+    <w:p>
+      <w:pPr>
+        <w:keepNext/>
         <w:spacing w:before="80" w:after="40" w:line="276" w:lineRule="auto"/>
         <w:jc w:val="left"/>
       </w:pPr>
@@ -2172,38 +2465,52 @@
     </w:p>
     <w:p>
       <w:pPr>
+        <w:keepNext/>
+        <w:tabs>
+          <w:tab w:pos="360" w:val="left"/>
+          <w:tab w:pos="5112" w:val="left"/>
+        </w:tabs>
         <w:spacing w:before="0" w:after="20" w:line="276" w:lineRule="auto"/>
-        <w:jc w:val="left"/>
-      </w:pPr>
-      <w:r>
-        <w:rPr>
-          <w:rFonts w:ascii="Times New Roman" w:hAnsi="Times New Roman"/>
-          <w:b w:val="0"/>
-          <w:i w:val="0"/>
-          <w:sz w:val="24"/>
-          <w:rFonts w:ascii="Times New Roman" w:hAnsi="Times New Roman" w:cs="Times New Roman"/>
-        </w:rPr>
-        <w:t xml:space="preserve">    A. Bằng máy tính         B. Bằng điện thoại</w:t>
-      </w:r>
-    </w:p>
-    <w:p>
-      <w:pPr>
-        <w:spacing w:before="0" w:after="40" w:line="276" w:lineRule="auto"/>
-        <w:jc w:val="left"/>
-      </w:pPr>
-      <w:r>
-        <w:rPr>
-          <w:rFonts w:ascii="Times New Roman" w:hAnsi="Times New Roman"/>
-          <w:b w:val="0"/>
-          <w:i w:val="0"/>
-          <w:sz w:val="24"/>
-          <w:rFonts w:ascii="Times New Roman" w:hAnsi="Times New Roman" w:cs="Times New Roman"/>
-        </w:rPr>
-        <w:t xml:space="preserve">    C. Bằng các giác quan         D. Bằng sách vở</w:t>
-      </w:r>
-    </w:p>
-    <w:p>
-      <w:pPr>
+      </w:pPr>
+      <w:r>
+        <w:rPr>
+          <w:rFonts w:ascii="Times New Roman" w:hAnsi="Times New Roman"/>
+          <w:b w:val="0"/>
+          <w:i w:val="0"/>
+          <w:sz w:val="24"/>
+          <w:rFonts w:ascii="Times New Roman" w:hAnsi="Times New Roman" w:cs="Times New Roman"/>
+        </w:rPr>
+        <w:tab/>
+        <w:t>A. Bằng máy tính</w:t>
+        <w:tab/>
+        <w:t>B. Bằng điện thoại</w:t>
+      </w:r>
+    </w:p>
+    <w:p>
+      <w:pPr>
+        <w:tabs>
+          <w:tab w:pos="360" w:val="left"/>
+          <w:tab w:pos="5112" w:val="left"/>
+        </w:tabs>
+        <w:spacing w:before="0" w:after="50" w:line="276" w:lineRule="auto"/>
+      </w:pPr>
+      <w:r>
+        <w:rPr>
+          <w:rFonts w:ascii="Times New Roman" w:hAnsi="Times New Roman"/>
+          <w:b w:val="0"/>
+          <w:i w:val="0"/>
+          <w:sz w:val="24"/>
+          <w:rFonts w:ascii="Times New Roman" w:hAnsi="Times New Roman" w:cs="Times New Roman"/>
+        </w:rPr>
+        <w:tab/>
+        <w:t>C. Bằng các giác quan</w:t>
+        <w:tab/>
+        <w:t>D. Bằng sách vở</w:t>
+      </w:r>
+    </w:p>
+    <w:p>
+      <w:pPr>
+        <w:keepNext/>
         <w:spacing w:before="80" w:after="40" w:line="276" w:lineRule="auto"/>
         <w:jc w:val="left"/>
       </w:pPr>
@@ -2220,38 +2527,52 @@
     </w:p>
     <w:p>
       <w:pPr>
+        <w:keepNext/>
+        <w:tabs>
+          <w:tab w:pos="360" w:val="left"/>
+          <w:tab w:pos="5112" w:val="left"/>
+        </w:tabs>
         <w:spacing w:before="0" w:after="20" w:line="276" w:lineRule="auto"/>
-        <w:jc w:val="left"/>
-      </w:pPr>
-      <w:r>
-        <w:rPr>
-          <w:rFonts w:ascii="Times New Roman" w:hAnsi="Times New Roman"/>
-          <w:b w:val="0"/>
-          <w:i w:val="0"/>
-          <w:sz w:val="24"/>
-          <w:rFonts w:ascii="Times New Roman" w:hAnsi="Times New Roman" w:cs="Times New Roman"/>
-        </w:rPr>
-        <w:t xml:space="preserve">    A. Thu nhận         B. Xử lí</w:t>
-      </w:r>
-    </w:p>
-    <w:p>
-      <w:pPr>
-        <w:spacing w:before="0" w:after="40" w:line="276" w:lineRule="auto"/>
-        <w:jc w:val="left"/>
-      </w:pPr>
-      <w:r>
-        <w:rPr>
-          <w:rFonts w:ascii="Times New Roman" w:hAnsi="Times New Roman"/>
-          <w:b w:val="0"/>
-          <w:i w:val="0"/>
-          <w:sz w:val="24"/>
-          <w:rFonts w:ascii="Times New Roman" w:hAnsi="Times New Roman" w:cs="Times New Roman"/>
-        </w:rPr>
-        <w:t xml:space="preserve">    C. Lưu trữ         D. Cả xử lí và lưu trữ</w:t>
-      </w:r>
-    </w:p>
-    <w:p>
-      <w:pPr>
+      </w:pPr>
+      <w:r>
+        <w:rPr>
+          <w:rFonts w:ascii="Times New Roman" w:hAnsi="Times New Roman"/>
+          <w:b w:val="0"/>
+          <w:i w:val="0"/>
+          <w:sz w:val="24"/>
+          <w:rFonts w:ascii="Times New Roman" w:hAnsi="Times New Roman" w:cs="Times New Roman"/>
+        </w:rPr>
+        <w:tab/>
+        <w:t>A. Thu nhận</w:t>
+        <w:tab/>
+        <w:t>B. Xử lí</w:t>
+      </w:r>
+    </w:p>
+    <w:p>
+      <w:pPr>
+        <w:tabs>
+          <w:tab w:pos="360" w:val="left"/>
+          <w:tab w:pos="5112" w:val="left"/>
+        </w:tabs>
+        <w:spacing w:before="0" w:after="50" w:line="276" w:lineRule="auto"/>
+      </w:pPr>
+      <w:r>
+        <w:rPr>
+          <w:rFonts w:ascii="Times New Roman" w:hAnsi="Times New Roman"/>
+          <w:b w:val="0"/>
+          <w:i w:val="0"/>
+          <w:sz w:val="24"/>
+          <w:rFonts w:ascii="Times New Roman" w:hAnsi="Times New Roman" w:cs="Times New Roman"/>
+        </w:rPr>
+        <w:tab/>
+        <w:t>C. Lưu trữ</w:t>
+        <w:tab/>
+        <w:t>D. Cả xử lí và lưu trữ</w:t>
+      </w:r>
+    </w:p>
+    <w:p>
+      <w:pPr>
+        <w:keepNext/>
         <w:spacing w:before="80" w:after="40" w:line="276" w:lineRule="auto"/>
         <w:jc w:val="left"/>
       </w:pPr>
@@ -2268,38 +2589,74 @@
     </w:p>
     <w:p>
       <w:pPr>
+        <w:keepNext/>
         <w:spacing w:before="0" w:after="20" w:line="276" w:lineRule="auto"/>
-        <w:jc w:val="left"/>
-      </w:pPr>
-      <w:r>
-        <w:rPr>
-          <w:rFonts w:ascii="Times New Roman" w:hAnsi="Times New Roman"/>
-          <w:b w:val="0"/>
-          <w:i w:val="0"/>
-          <w:sz w:val="24"/>
-          <w:rFonts w:ascii="Times New Roman" w:hAnsi="Times New Roman" w:cs="Times New Roman"/>
-        </w:rPr>
-        <w:t xml:space="preserve">    A. Vì máy tính rất đẹp         B. Vì máy tính có bộ xử lí (CPU) tính toán cực nhanh</w:t>
-      </w:r>
-    </w:p>
-    <w:p>
-      <w:pPr>
-        <w:spacing w:before="0" w:after="40" w:line="276" w:lineRule="auto"/>
-        <w:jc w:val="left"/>
-      </w:pPr>
-      <w:r>
-        <w:rPr>
-          <w:rFonts w:ascii="Times New Roman" w:hAnsi="Times New Roman"/>
-          <w:b w:val="0"/>
-          <w:i w:val="0"/>
-          <w:sz w:val="24"/>
-          <w:rFonts w:ascii="Times New Roman" w:hAnsi="Times New Roman" w:cs="Times New Roman"/>
-        </w:rPr>
-        <w:t xml:space="preserve">    C. Vì máy tính dùng điện         D. Vì máy tính có màn hình to</w:t>
-      </w:r>
-    </w:p>
-    <w:p>
-      <w:pPr>
+        <w:ind w:left="360"/>
+      </w:pPr>
+      <w:r>
+        <w:rPr>
+          <w:rFonts w:ascii="Times New Roman" w:hAnsi="Times New Roman"/>
+          <w:b w:val="0"/>
+          <w:i w:val="0"/>
+          <w:sz w:val="24"/>
+          <w:rFonts w:ascii="Times New Roman" w:hAnsi="Times New Roman" w:cs="Times New Roman"/>
+        </w:rPr>
+        <w:t>A. Vì máy tính rất đẹp</w:t>
+      </w:r>
+    </w:p>
+    <w:p>
+      <w:pPr>
+        <w:keepNext/>
+        <w:spacing w:before="0" w:after="20" w:line="276" w:lineRule="auto"/>
+        <w:ind w:left="360"/>
+      </w:pPr>
+      <w:r>
+        <w:rPr>
+          <w:rFonts w:ascii="Times New Roman" w:hAnsi="Times New Roman"/>
+          <w:b w:val="0"/>
+          <w:i w:val="0"/>
+          <w:sz w:val="24"/>
+          <w:rFonts w:ascii="Times New Roman" w:hAnsi="Times New Roman" w:cs="Times New Roman"/>
+        </w:rPr>
+        <w:t>B. Vì máy tính có bộ xử lí (CPU) tính toán cực nhanh</w:t>
+      </w:r>
+    </w:p>
+    <w:p>
+      <w:pPr>
+        <w:keepNext/>
+        <w:spacing w:before="0" w:after="20" w:line="276" w:lineRule="auto"/>
+        <w:ind w:left="360"/>
+      </w:pPr>
+      <w:r>
+        <w:rPr>
+          <w:rFonts w:ascii="Times New Roman" w:hAnsi="Times New Roman"/>
+          <w:b w:val="0"/>
+          <w:i w:val="0"/>
+          <w:sz w:val="24"/>
+          <w:rFonts w:ascii="Times New Roman" w:hAnsi="Times New Roman" w:cs="Times New Roman"/>
+        </w:rPr>
+        <w:t>C. Vì máy tính dùng điện</w:t>
+      </w:r>
+    </w:p>
+    <w:p>
+      <w:pPr>
+        <w:spacing w:before="0" w:after="50" w:line="276" w:lineRule="auto"/>
+        <w:ind w:left="360"/>
+      </w:pPr>
+      <w:r>
+        <w:rPr>
+          <w:rFonts w:ascii="Times New Roman" w:hAnsi="Times New Roman"/>
+          <w:b w:val="0"/>
+          <w:i w:val="0"/>
+          <w:sz w:val="24"/>
+          <w:rFonts w:ascii="Times New Roman" w:hAnsi="Times New Roman" w:cs="Times New Roman"/>
+        </w:rPr>
+        <w:t>D. Vì máy tính có màn hình to</w:t>
+      </w:r>
+    </w:p>
+    <w:p>
+      <w:pPr>
+        <w:keepNext/>
         <w:spacing w:before="80" w:after="40" w:line="276" w:lineRule="auto"/>
         <w:jc w:val="left"/>
       </w:pPr>
@@ -2316,38 +2673,52 @@
     </w:p>
     <w:p>
       <w:pPr>
+        <w:keepNext/>
+        <w:tabs>
+          <w:tab w:pos="360" w:val="left"/>
+          <w:tab w:pos="5112" w:val="left"/>
+        </w:tabs>
         <w:spacing w:before="0" w:after="20" w:line="276" w:lineRule="auto"/>
-        <w:jc w:val="left"/>
-      </w:pPr>
-      <w:r>
-        <w:rPr>
-          <w:rFonts w:ascii="Times New Roman" w:hAnsi="Times New Roman"/>
-          <w:b w:val="0"/>
-          <w:i w:val="0"/>
-          <w:sz w:val="24"/>
-          <w:rFonts w:ascii="Times New Roman" w:hAnsi="Times New Roman" w:cs="Times New Roman"/>
-        </w:rPr>
-        <w:t xml:space="preserve">    A. Thu nhận thông tin         B. Xử lí thông tin</w:t>
-      </w:r>
-    </w:p>
-    <w:p>
-      <w:pPr>
-        <w:spacing w:before="0" w:after="40" w:line="276" w:lineRule="auto"/>
-        <w:jc w:val="left"/>
-      </w:pPr>
-      <w:r>
-        <w:rPr>
-          <w:rFonts w:ascii="Times New Roman" w:hAnsi="Times New Roman"/>
-          <w:b w:val="0"/>
-          <w:i w:val="0"/>
-          <w:sz w:val="24"/>
-          <w:rFonts w:ascii="Times New Roman" w:hAnsi="Times New Roman" w:cs="Times New Roman"/>
-        </w:rPr>
-        <w:t xml:space="preserve">    C. Lưu trữ thông tin         D. Truyền thông tin</w:t>
-      </w:r>
-    </w:p>
-    <w:p>
-      <w:pPr>
+      </w:pPr>
+      <w:r>
+        <w:rPr>
+          <w:rFonts w:ascii="Times New Roman" w:hAnsi="Times New Roman"/>
+          <w:b w:val="0"/>
+          <w:i w:val="0"/>
+          <w:sz w:val="24"/>
+          <w:rFonts w:ascii="Times New Roman" w:hAnsi="Times New Roman" w:cs="Times New Roman"/>
+        </w:rPr>
+        <w:tab/>
+        <w:t>A. Thu nhận thông tin</w:t>
+        <w:tab/>
+        <w:t>B. Xử lí thông tin</w:t>
+      </w:r>
+    </w:p>
+    <w:p>
+      <w:pPr>
+        <w:tabs>
+          <w:tab w:pos="360" w:val="left"/>
+          <w:tab w:pos="5112" w:val="left"/>
+        </w:tabs>
+        <w:spacing w:before="0" w:after="50" w:line="276" w:lineRule="auto"/>
+      </w:pPr>
+      <w:r>
+        <w:rPr>
+          <w:rFonts w:ascii="Times New Roman" w:hAnsi="Times New Roman"/>
+          <w:b w:val="0"/>
+          <w:i w:val="0"/>
+          <w:sz w:val="24"/>
+          <w:rFonts w:ascii="Times New Roman" w:hAnsi="Times New Roman" w:cs="Times New Roman"/>
+        </w:rPr>
+        <w:tab/>
+        <w:t>C. Lưu trữ thông tin</w:t>
+        <w:tab/>
+        <w:t>D. Truyền thông tin</w:t>
+      </w:r>
+    </w:p>
+    <w:p>
+      <w:pPr>
+        <w:keepNext/>
         <w:spacing w:before="80" w:after="40" w:line="276" w:lineRule="auto"/>
         <w:jc w:val="left"/>
       </w:pPr>
@@ -2364,38 +2735,52 @@
     </w:p>
     <w:p>
       <w:pPr>
+        <w:keepNext/>
+        <w:tabs>
+          <w:tab w:pos="360" w:val="left"/>
+          <w:tab w:pos="5112" w:val="left"/>
+        </w:tabs>
         <w:spacing w:before="0" w:after="20" w:line="276" w:lineRule="auto"/>
-        <w:jc w:val="left"/>
-      </w:pPr>
-      <w:r>
-        <w:rPr>
-          <w:rFonts w:ascii="Times New Roman" w:hAnsi="Times New Roman"/>
-          <w:b w:val="0"/>
-          <w:i w:val="0"/>
-          <w:sz w:val="24"/>
-          <w:rFonts w:ascii="Times New Roman" w:hAnsi="Times New Roman" w:cs="Times New Roman"/>
-        </w:rPr>
-        <w:t xml:space="preserve">    A. Thu nhận thông tin         B. Xử lí thông tin</w:t>
-      </w:r>
-    </w:p>
-    <w:p>
-      <w:pPr>
-        <w:spacing w:before="0" w:after="40" w:line="276" w:lineRule="auto"/>
-        <w:jc w:val="left"/>
-      </w:pPr>
-      <w:r>
-        <w:rPr>
-          <w:rFonts w:ascii="Times New Roman" w:hAnsi="Times New Roman"/>
-          <w:b w:val="0"/>
-          <w:i w:val="0"/>
-          <w:sz w:val="24"/>
-          <w:rFonts w:ascii="Times New Roman" w:hAnsi="Times New Roman" w:cs="Times New Roman"/>
-        </w:rPr>
-        <w:t xml:space="preserve">    C. Lưu trữ thông tin         D. Truyền thông tin</w:t>
-      </w:r>
-    </w:p>
-    <w:p>
-      <w:pPr>
+      </w:pPr>
+      <w:r>
+        <w:rPr>
+          <w:rFonts w:ascii="Times New Roman" w:hAnsi="Times New Roman"/>
+          <w:b w:val="0"/>
+          <w:i w:val="0"/>
+          <w:sz w:val="24"/>
+          <w:rFonts w:ascii="Times New Roman" w:hAnsi="Times New Roman" w:cs="Times New Roman"/>
+        </w:rPr>
+        <w:tab/>
+        <w:t>A. Thu nhận thông tin</w:t>
+        <w:tab/>
+        <w:t>B. Xử lí thông tin</w:t>
+      </w:r>
+    </w:p>
+    <w:p>
+      <w:pPr>
+        <w:tabs>
+          <w:tab w:pos="360" w:val="left"/>
+          <w:tab w:pos="5112" w:val="left"/>
+        </w:tabs>
+        <w:spacing w:before="0" w:after="50" w:line="276" w:lineRule="auto"/>
+      </w:pPr>
+      <w:r>
+        <w:rPr>
+          <w:rFonts w:ascii="Times New Roman" w:hAnsi="Times New Roman"/>
+          <w:b w:val="0"/>
+          <w:i w:val="0"/>
+          <w:sz w:val="24"/>
+          <w:rFonts w:ascii="Times New Roman" w:hAnsi="Times New Roman" w:cs="Times New Roman"/>
+        </w:rPr>
+        <w:tab/>
+        <w:t>C. Lưu trữ thông tin</w:t>
+        <w:tab/>
+        <w:t>D. Truyền thông tin</w:t>
+      </w:r>
+    </w:p>
+    <w:p>
+      <w:pPr>
+        <w:keepNext/>
         <w:spacing w:before="80" w:after="40" w:line="276" w:lineRule="auto"/>
         <w:jc w:val="left"/>
       </w:pPr>
@@ -2412,38 +2797,74 @@
     </w:p>
     <w:p>
       <w:pPr>
+        <w:keepNext/>
         <w:spacing w:before="0" w:after="20" w:line="276" w:lineRule="auto"/>
-        <w:jc w:val="left"/>
-      </w:pPr>
-      <w:r>
-        <w:rPr>
-          <w:rFonts w:ascii="Times New Roman" w:hAnsi="Times New Roman"/>
-          <w:b w:val="0"/>
-          <w:i w:val="0"/>
-          <w:sz w:val="24"/>
-          <w:rFonts w:ascii="Times New Roman" w:hAnsi="Times New Roman" w:cs="Times New Roman"/>
-        </w:rPr>
-        <w:t xml:space="preserve">    A. Chỉ trong sách vở         B. Chỉ trong máy tính</w:t>
-      </w:r>
-    </w:p>
-    <w:p>
-      <w:pPr>
-        <w:spacing w:before="0" w:after="40" w:line="276" w:lineRule="auto"/>
-        <w:jc w:val="left"/>
-      </w:pPr>
-      <w:r>
-        <w:rPr>
-          <w:rFonts w:ascii="Times New Roman" w:hAnsi="Times New Roman"/>
-          <w:b w:val="0"/>
-          <w:i w:val="0"/>
-          <w:sz w:val="24"/>
-          <w:rFonts w:ascii="Times New Roman" w:hAnsi="Times New Roman" w:cs="Times New Roman"/>
-        </w:rPr>
-        <w:t xml:space="preserve">    C. Trong sách, vở, USB, ổ cứng, đám mây và nhiều nơi khác         D. Chỉ trên Internet</w:t>
-      </w:r>
-    </w:p>
-    <w:p>
-      <w:pPr>
+        <w:ind w:left="360"/>
+      </w:pPr>
+      <w:r>
+        <w:rPr>
+          <w:rFonts w:ascii="Times New Roman" w:hAnsi="Times New Roman"/>
+          <w:b w:val="0"/>
+          <w:i w:val="0"/>
+          <w:sz w:val="24"/>
+          <w:rFonts w:ascii="Times New Roman" w:hAnsi="Times New Roman" w:cs="Times New Roman"/>
+        </w:rPr>
+        <w:t>A. Chỉ trong sách vở</w:t>
+      </w:r>
+    </w:p>
+    <w:p>
+      <w:pPr>
+        <w:keepNext/>
+        <w:spacing w:before="0" w:after="20" w:line="276" w:lineRule="auto"/>
+        <w:ind w:left="360"/>
+      </w:pPr>
+      <w:r>
+        <w:rPr>
+          <w:rFonts w:ascii="Times New Roman" w:hAnsi="Times New Roman"/>
+          <w:b w:val="0"/>
+          <w:i w:val="0"/>
+          <w:sz w:val="24"/>
+          <w:rFonts w:ascii="Times New Roman" w:hAnsi="Times New Roman" w:cs="Times New Roman"/>
+        </w:rPr>
+        <w:t>B. Chỉ trong máy tính</w:t>
+      </w:r>
+    </w:p>
+    <w:p>
+      <w:pPr>
+        <w:keepNext/>
+        <w:spacing w:before="0" w:after="20" w:line="276" w:lineRule="auto"/>
+        <w:ind w:left="360"/>
+      </w:pPr>
+      <w:r>
+        <w:rPr>
+          <w:rFonts w:ascii="Times New Roman" w:hAnsi="Times New Roman"/>
+          <w:b w:val="0"/>
+          <w:i w:val="0"/>
+          <w:sz w:val="24"/>
+          <w:rFonts w:ascii="Times New Roman" w:hAnsi="Times New Roman" w:cs="Times New Roman"/>
+        </w:rPr>
+        <w:t>C. Trong sách, vở, USB, ổ cứng, đám mây và nhiều nơi khác</w:t>
+      </w:r>
+    </w:p>
+    <w:p>
+      <w:pPr>
+        <w:spacing w:before="0" w:after="50" w:line="276" w:lineRule="auto"/>
+        <w:ind w:left="360"/>
+      </w:pPr>
+      <w:r>
+        <w:rPr>
+          <w:rFonts w:ascii="Times New Roman" w:hAnsi="Times New Roman"/>
+          <w:b w:val="0"/>
+          <w:i w:val="0"/>
+          <w:sz w:val="24"/>
+          <w:rFonts w:ascii="Times New Roman" w:hAnsi="Times New Roman" w:cs="Times New Roman"/>
+        </w:rPr>
+        <w:t>D. Chỉ trên Internet</w:t>
+      </w:r>
+    </w:p>
+    <w:p>
+      <w:pPr>
+        <w:keepNext/>
         <w:spacing w:before="80" w:after="40" w:line="276" w:lineRule="auto"/>
         <w:jc w:val="left"/>
       </w:pPr>
@@ -2460,38 +2881,35 @@
     </w:p>
     <w:p>
       <w:pPr>
-        <w:spacing w:before="0" w:after="20" w:line="276" w:lineRule="auto"/>
-        <w:jc w:val="left"/>
-      </w:pPr>
-      <w:r>
-        <w:rPr>
-          <w:rFonts w:ascii="Times New Roman" w:hAnsi="Times New Roman"/>
-          <w:b w:val="0"/>
-          <w:i w:val="0"/>
-          <w:sz w:val="24"/>
-          <w:rFonts w:ascii="Times New Roman" w:hAnsi="Times New Roman" w:cs="Times New Roman"/>
-        </w:rPr>
-        <w:t xml:space="preserve">    A. Tim         B. Não</w:t>
-      </w:r>
-    </w:p>
-    <w:p>
-      <w:pPr>
-        <w:spacing w:before="0" w:after="40" w:line="276" w:lineRule="auto"/>
-        <w:jc w:val="left"/>
-      </w:pPr>
-      <w:r>
-        <w:rPr>
-          <w:rFonts w:ascii="Times New Roman" w:hAnsi="Times New Roman"/>
-          <w:b w:val="0"/>
-          <w:i w:val="0"/>
-          <w:sz w:val="24"/>
-          <w:rFonts w:ascii="Times New Roman" w:hAnsi="Times New Roman" w:cs="Times New Roman"/>
-        </w:rPr>
-        <w:t xml:space="preserve">    C. Tay         D. Mắt</w:t>
-      </w:r>
-    </w:p>
-    <w:p>
-      <w:pPr>
+        <w:tabs>
+          <w:tab w:pos="360" w:val="left"/>
+          <w:tab w:pos="2664" w:val="left"/>
+          <w:tab w:pos="4968" w:val="left"/>
+          <w:tab w:pos="7272" w:val="left"/>
+        </w:tabs>
+        <w:spacing w:before="0" w:after="50" w:line="276" w:lineRule="auto"/>
+      </w:pPr>
+      <w:r>
+        <w:rPr>
+          <w:rFonts w:ascii="Times New Roman" w:hAnsi="Times New Roman"/>
+          <w:b w:val="0"/>
+          <w:i w:val="0"/>
+          <w:sz w:val="24"/>
+          <w:rFonts w:ascii="Times New Roman" w:hAnsi="Times New Roman" w:cs="Times New Roman"/>
+        </w:rPr>
+        <w:tab/>
+        <w:t>A. Tim</w:t>
+        <w:tab/>
+        <w:t>B. Não</w:t>
+        <w:tab/>
+        <w:t>C. Tay</w:t>
+        <w:tab/>
+        <w:t>D. Mắt</w:t>
+      </w:r>
+    </w:p>
+    <w:p>
+      <w:pPr>
+        <w:keepNext/>
         <w:spacing w:before="80" w:after="40" w:line="276" w:lineRule="auto"/>
         <w:jc w:val="left"/>
       </w:pPr>
@@ -2508,38 +2926,74 @@
     </w:p>
     <w:p>
       <w:pPr>
+        <w:keepNext/>
         <w:spacing w:before="0" w:after="20" w:line="276" w:lineRule="auto"/>
-        <w:jc w:val="left"/>
-      </w:pPr>
-      <w:r>
-        <w:rPr>
-          <w:rFonts w:ascii="Times New Roman" w:hAnsi="Times New Roman"/>
-          <w:b w:val="0"/>
-          <w:i w:val="0"/>
-          <w:sz w:val="24"/>
-          <w:rFonts w:ascii="Times New Roman" w:hAnsi="Times New Roman" w:cs="Times New Roman"/>
-        </w:rPr>
-        <w:t xml:space="preserve">    A. Màn hình, chuột, bàn phím, thân máy         B. Chỉ có màn hình và chuột</w:t>
-      </w:r>
-    </w:p>
-    <w:p>
-      <w:pPr>
-        <w:spacing w:before="0" w:after="40" w:line="276" w:lineRule="auto"/>
-        <w:jc w:val="left"/>
-      </w:pPr>
-      <w:r>
-        <w:rPr>
-          <w:rFonts w:ascii="Times New Roman" w:hAnsi="Times New Roman"/>
-          <w:b w:val="0"/>
-          <w:i w:val="0"/>
-          <w:sz w:val="24"/>
-          <w:rFonts w:ascii="Times New Roman" w:hAnsi="Times New Roman" w:cs="Times New Roman"/>
-        </w:rPr>
-        <w:t xml:space="preserve">    C. Chỉ có thân máy         D. Chỉ có bàn phím và loa</w:t>
-      </w:r>
-    </w:p>
-    <w:p>
-      <w:pPr>
+        <w:ind w:left="360"/>
+      </w:pPr>
+      <w:r>
+        <w:rPr>
+          <w:rFonts w:ascii="Times New Roman" w:hAnsi="Times New Roman"/>
+          <w:b w:val="0"/>
+          <w:i w:val="0"/>
+          <w:sz w:val="24"/>
+          <w:rFonts w:ascii="Times New Roman" w:hAnsi="Times New Roman" w:cs="Times New Roman"/>
+        </w:rPr>
+        <w:t>A. Màn hình, chuột, bàn phím, thân máy</w:t>
+      </w:r>
+    </w:p>
+    <w:p>
+      <w:pPr>
+        <w:keepNext/>
+        <w:spacing w:before="0" w:after="20" w:line="276" w:lineRule="auto"/>
+        <w:ind w:left="360"/>
+      </w:pPr>
+      <w:r>
+        <w:rPr>
+          <w:rFonts w:ascii="Times New Roman" w:hAnsi="Times New Roman"/>
+          <w:b w:val="0"/>
+          <w:i w:val="0"/>
+          <w:sz w:val="24"/>
+          <w:rFonts w:ascii="Times New Roman" w:hAnsi="Times New Roman" w:cs="Times New Roman"/>
+        </w:rPr>
+        <w:t>B. Chỉ có màn hình và chuột</w:t>
+      </w:r>
+    </w:p>
+    <w:p>
+      <w:pPr>
+        <w:keepNext/>
+        <w:spacing w:before="0" w:after="20" w:line="276" w:lineRule="auto"/>
+        <w:ind w:left="360"/>
+      </w:pPr>
+      <w:r>
+        <w:rPr>
+          <w:rFonts w:ascii="Times New Roman" w:hAnsi="Times New Roman"/>
+          <w:b w:val="0"/>
+          <w:i w:val="0"/>
+          <w:sz w:val="24"/>
+          <w:rFonts w:ascii="Times New Roman" w:hAnsi="Times New Roman" w:cs="Times New Roman"/>
+        </w:rPr>
+        <w:t>C. Chỉ có thân máy</w:t>
+      </w:r>
+    </w:p>
+    <w:p>
+      <w:pPr>
+        <w:spacing w:before="0" w:after="50" w:line="276" w:lineRule="auto"/>
+        <w:ind w:left="360"/>
+      </w:pPr>
+      <w:r>
+        <w:rPr>
+          <w:rFonts w:ascii="Times New Roman" w:hAnsi="Times New Roman"/>
+          <w:b w:val="0"/>
+          <w:i w:val="0"/>
+          <w:sz w:val="24"/>
+          <w:rFonts w:ascii="Times New Roman" w:hAnsi="Times New Roman" w:cs="Times New Roman"/>
+        </w:rPr>
+        <w:t>D. Chỉ có bàn phím và loa</w:t>
+      </w:r>
+    </w:p>
+    <w:p>
+      <w:pPr>
+        <w:keepNext/>
         <w:spacing w:before="80" w:after="40" w:line="276" w:lineRule="auto"/>
         <w:jc w:val="left"/>
       </w:pPr>
@@ -2556,38 +3010,35 @@
     </w:p>
     <w:p>
       <w:pPr>
-        <w:spacing w:before="0" w:after="20" w:line="276" w:lineRule="auto"/>
-        <w:jc w:val="left"/>
-      </w:pPr>
-      <w:r>
-        <w:rPr>
-          <w:rFonts w:ascii="Times New Roman" w:hAnsi="Times New Roman"/>
-          <w:b w:val="0"/>
-          <w:i w:val="0"/>
-          <w:sz w:val="24"/>
-          <w:rFonts w:ascii="Times New Roman" w:hAnsi="Times New Roman" w:cs="Times New Roman"/>
-        </w:rPr>
-        <w:t xml:space="preserve">    A. Thân máy         B. Chuột</w:t>
-      </w:r>
-    </w:p>
-    <w:p>
-      <w:pPr>
-        <w:spacing w:before="0" w:after="40" w:line="276" w:lineRule="auto"/>
-        <w:jc w:val="left"/>
-      </w:pPr>
-      <w:r>
-        <w:rPr>
-          <w:rFonts w:ascii="Times New Roman" w:hAnsi="Times New Roman"/>
-          <w:b w:val="0"/>
-          <w:i w:val="0"/>
-          <w:sz w:val="24"/>
-          <w:rFonts w:ascii="Times New Roman" w:hAnsi="Times New Roman" w:cs="Times New Roman"/>
-        </w:rPr>
-        <w:t xml:space="preserve">    C. Màn hình         D. Bàn phím</w:t>
-      </w:r>
-    </w:p>
-    <w:p>
-      <w:pPr>
+        <w:tabs>
+          <w:tab w:pos="360" w:val="left"/>
+          <w:tab w:pos="2664" w:val="left"/>
+          <w:tab w:pos="4968" w:val="left"/>
+          <w:tab w:pos="7272" w:val="left"/>
+        </w:tabs>
+        <w:spacing w:before="0" w:after="50" w:line="276" w:lineRule="auto"/>
+      </w:pPr>
+      <w:r>
+        <w:rPr>
+          <w:rFonts w:ascii="Times New Roman" w:hAnsi="Times New Roman"/>
+          <w:b w:val="0"/>
+          <w:i w:val="0"/>
+          <w:sz w:val="24"/>
+          <w:rFonts w:ascii="Times New Roman" w:hAnsi="Times New Roman" w:cs="Times New Roman"/>
+        </w:rPr>
+        <w:tab/>
+        <w:t>A. Thân máy</w:t>
+        <w:tab/>
+        <w:t>B. Chuột</w:t>
+        <w:tab/>
+        <w:t>C. Màn hình</w:t>
+        <w:tab/>
+        <w:t>D. Bàn phím</w:t>
+      </w:r>
+    </w:p>
+    <w:p>
+      <w:pPr>
+        <w:keepNext/>
         <w:spacing w:before="80" w:after="40" w:line="276" w:lineRule="auto"/>
         <w:jc w:val="left"/>
       </w:pPr>
@@ -2604,38 +3055,74 @@
     </w:p>
     <w:p>
       <w:pPr>
+        <w:keepNext/>
         <w:spacing w:before="0" w:after="20" w:line="276" w:lineRule="auto"/>
-        <w:jc w:val="left"/>
-      </w:pPr>
-      <w:r>
-        <w:rPr>
-          <w:rFonts w:ascii="Times New Roman" w:hAnsi="Times New Roman"/>
-          <w:b w:val="0"/>
-          <w:i w:val="0"/>
-          <w:sz w:val="24"/>
-          <w:rFonts w:ascii="Times New Roman" w:hAnsi="Times New Roman" w:cs="Times New Roman"/>
-        </w:rPr>
-        <w:t xml:space="preserve">    A. Để gõ chữ         B. Để chỉ, chọn và di chuyển trên màn hình</w:t>
-      </w:r>
-    </w:p>
-    <w:p>
-      <w:pPr>
-        <w:spacing w:before="0" w:after="40" w:line="276" w:lineRule="auto"/>
-        <w:jc w:val="left"/>
-      </w:pPr>
-      <w:r>
-        <w:rPr>
-          <w:rFonts w:ascii="Times New Roman" w:hAnsi="Times New Roman"/>
-          <w:b w:val="0"/>
-          <w:i w:val="0"/>
-          <w:sz w:val="24"/>
-          <w:rFonts w:ascii="Times New Roman" w:hAnsi="Times New Roman" w:cs="Times New Roman"/>
-        </w:rPr>
-        <w:t xml:space="preserve">    C. Để phát âm thanh         D. Để sạc pin</w:t>
-      </w:r>
-    </w:p>
-    <w:p>
-      <w:pPr>
+        <w:ind w:left="360"/>
+      </w:pPr>
+      <w:r>
+        <w:rPr>
+          <w:rFonts w:ascii="Times New Roman" w:hAnsi="Times New Roman"/>
+          <w:b w:val="0"/>
+          <w:i w:val="0"/>
+          <w:sz w:val="24"/>
+          <w:rFonts w:ascii="Times New Roman" w:hAnsi="Times New Roman" w:cs="Times New Roman"/>
+        </w:rPr>
+        <w:t>A. Để gõ chữ</w:t>
+      </w:r>
+    </w:p>
+    <w:p>
+      <w:pPr>
+        <w:keepNext/>
+        <w:spacing w:before="0" w:after="20" w:line="276" w:lineRule="auto"/>
+        <w:ind w:left="360"/>
+      </w:pPr>
+      <w:r>
+        <w:rPr>
+          <w:rFonts w:ascii="Times New Roman" w:hAnsi="Times New Roman"/>
+          <w:b w:val="0"/>
+          <w:i w:val="0"/>
+          <w:sz w:val="24"/>
+          <w:rFonts w:ascii="Times New Roman" w:hAnsi="Times New Roman" w:cs="Times New Roman"/>
+        </w:rPr>
+        <w:t>B. Để chỉ, chọn và di chuyển trên màn hình</w:t>
+      </w:r>
+    </w:p>
+    <w:p>
+      <w:pPr>
+        <w:keepNext/>
+        <w:spacing w:before="0" w:after="20" w:line="276" w:lineRule="auto"/>
+        <w:ind w:left="360"/>
+      </w:pPr>
+      <w:r>
+        <w:rPr>
+          <w:rFonts w:ascii="Times New Roman" w:hAnsi="Times New Roman"/>
+          <w:b w:val="0"/>
+          <w:i w:val="0"/>
+          <w:sz w:val="24"/>
+          <w:rFonts w:ascii="Times New Roman" w:hAnsi="Times New Roman" w:cs="Times New Roman"/>
+        </w:rPr>
+        <w:t>C. Để phát âm thanh</w:t>
+      </w:r>
+    </w:p>
+    <w:p>
+      <w:pPr>
+        <w:spacing w:before="0" w:after="50" w:line="276" w:lineRule="auto"/>
+        <w:ind w:left="360"/>
+      </w:pPr>
+      <w:r>
+        <w:rPr>
+          <w:rFonts w:ascii="Times New Roman" w:hAnsi="Times New Roman"/>
+          <w:b w:val="0"/>
+          <w:i w:val="0"/>
+          <w:sz w:val="24"/>
+          <w:rFonts w:ascii="Times New Roman" w:hAnsi="Times New Roman" w:cs="Times New Roman"/>
+        </w:rPr>
+        <w:t>D. Để sạc pin</w:t>
+      </w:r>
+    </w:p>
+    <w:p>
+      <w:pPr>
+        <w:keepNext/>
         <w:spacing w:before="80" w:after="40" w:line="276" w:lineRule="auto"/>
         <w:jc w:val="left"/>
       </w:pPr>
@@ -2652,38 +3139,74 @@
     </w:p>
     <w:p>
       <w:pPr>
+        <w:keepNext/>
         <w:spacing w:before="0" w:after="20" w:line="276" w:lineRule="auto"/>
-        <w:jc w:val="left"/>
-      </w:pPr>
-      <w:r>
-        <w:rPr>
-          <w:rFonts w:ascii="Times New Roman" w:hAnsi="Times New Roman"/>
-          <w:b w:val="0"/>
-          <w:i w:val="0"/>
-          <w:sz w:val="24"/>
-          <w:rFonts w:ascii="Times New Roman" w:hAnsi="Times New Roman" w:cs="Times New Roman"/>
-        </w:rPr>
-        <w:t xml:space="preserve">    A. Để hiển thị hình ảnh         B. Để nghe nhạc</w:t>
-      </w:r>
-    </w:p>
-    <w:p>
-      <w:pPr>
-        <w:spacing w:before="0" w:after="40" w:line="276" w:lineRule="auto"/>
-        <w:jc w:val="left"/>
-      </w:pPr>
-      <w:r>
-        <w:rPr>
-          <w:rFonts w:ascii="Times New Roman" w:hAnsi="Times New Roman"/>
-          <w:b w:val="0"/>
-          <w:i w:val="0"/>
-          <w:sz w:val="24"/>
-          <w:rFonts w:ascii="Times New Roman" w:hAnsi="Times New Roman" w:cs="Times New Roman"/>
-        </w:rPr>
-        <w:t xml:space="preserve">    C. Để gõ chữ, số và ra lệnh cho máy tính         D. Để chụp ảnh</w:t>
-      </w:r>
-    </w:p>
-    <w:p>
-      <w:pPr>
+        <w:ind w:left="360"/>
+      </w:pPr>
+      <w:r>
+        <w:rPr>
+          <w:rFonts w:ascii="Times New Roman" w:hAnsi="Times New Roman"/>
+          <w:b w:val="0"/>
+          <w:i w:val="0"/>
+          <w:sz w:val="24"/>
+          <w:rFonts w:ascii="Times New Roman" w:hAnsi="Times New Roman" w:cs="Times New Roman"/>
+        </w:rPr>
+        <w:t>A. Để hiển thị hình ảnh</w:t>
+      </w:r>
+    </w:p>
+    <w:p>
+      <w:pPr>
+        <w:keepNext/>
+        <w:spacing w:before="0" w:after="20" w:line="276" w:lineRule="auto"/>
+        <w:ind w:left="360"/>
+      </w:pPr>
+      <w:r>
+        <w:rPr>
+          <w:rFonts w:ascii="Times New Roman" w:hAnsi="Times New Roman"/>
+          <w:b w:val="0"/>
+          <w:i w:val="0"/>
+          <w:sz w:val="24"/>
+          <w:rFonts w:ascii="Times New Roman" w:hAnsi="Times New Roman" w:cs="Times New Roman"/>
+        </w:rPr>
+        <w:t>B. Để nghe nhạc</w:t>
+      </w:r>
+    </w:p>
+    <w:p>
+      <w:pPr>
+        <w:keepNext/>
+        <w:spacing w:before="0" w:after="20" w:line="276" w:lineRule="auto"/>
+        <w:ind w:left="360"/>
+      </w:pPr>
+      <w:r>
+        <w:rPr>
+          <w:rFonts w:ascii="Times New Roman" w:hAnsi="Times New Roman"/>
+          <w:b w:val="0"/>
+          <w:i w:val="0"/>
+          <w:sz w:val="24"/>
+          <w:rFonts w:ascii="Times New Roman" w:hAnsi="Times New Roman" w:cs="Times New Roman"/>
+        </w:rPr>
+        <w:t>C. Để gõ chữ, số và ra lệnh cho máy tính</w:t>
+      </w:r>
+    </w:p>
+    <w:p>
+      <w:pPr>
+        <w:spacing w:before="0" w:after="50" w:line="276" w:lineRule="auto"/>
+        <w:ind w:left="360"/>
+      </w:pPr>
+      <w:r>
+        <w:rPr>
+          <w:rFonts w:ascii="Times New Roman" w:hAnsi="Times New Roman"/>
+          <w:b w:val="0"/>
+          <w:i w:val="0"/>
+          <w:sz w:val="24"/>
+          <w:rFonts w:ascii="Times New Roman" w:hAnsi="Times New Roman" w:cs="Times New Roman"/>
+        </w:rPr>
+        <w:t>D. Để chụp ảnh</w:t>
+      </w:r>
+    </w:p>
+    <w:p>
+      <w:pPr>
+        <w:keepNext/>
         <w:spacing w:before="80" w:after="40" w:line="276" w:lineRule="auto"/>
         <w:jc w:val="left"/>
       </w:pPr>
@@ -2700,38 +3223,52 @@
     </w:p>
     <w:p>
       <w:pPr>
+        <w:keepNext/>
+        <w:tabs>
+          <w:tab w:pos="360" w:val="left"/>
+          <w:tab w:pos="5112" w:val="left"/>
+        </w:tabs>
         <w:spacing w:before="0" w:after="20" w:line="276" w:lineRule="auto"/>
-        <w:jc w:val="left"/>
-      </w:pPr>
-      <w:r>
-        <w:rPr>
-          <w:rFonts w:ascii="Times New Roman" w:hAnsi="Times New Roman"/>
-          <w:b w:val="0"/>
-          <w:i w:val="0"/>
-          <w:sz w:val="24"/>
-          <w:rFonts w:ascii="Times New Roman" w:hAnsi="Times New Roman" w:cs="Times New Roman"/>
-        </w:rPr>
-        <w:t xml:space="preserve">    A. Loa phát nhạc         B. Bộ xử lí – 'bộ não' của máy tính</w:t>
-      </w:r>
-    </w:p>
-    <w:p>
-      <w:pPr>
-        <w:spacing w:before="0" w:after="40" w:line="276" w:lineRule="auto"/>
-        <w:jc w:val="left"/>
-      </w:pPr>
-      <w:r>
-        <w:rPr>
-          <w:rFonts w:ascii="Times New Roman" w:hAnsi="Times New Roman"/>
-          <w:b w:val="0"/>
-          <w:i w:val="0"/>
-          <w:sz w:val="24"/>
-          <w:rFonts w:ascii="Times New Roman" w:hAnsi="Times New Roman" w:cs="Times New Roman"/>
-        </w:rPr>
-        <w:t xml:space="preserve">    C. Màn hình phụ         D. Pin dự phòng</w:t>
-      </w:r>
-    </w:p>
-    <w:p>
-      <w:pPr>
+      </w:pPr>
+      <w:r>
+        <w:rPr>
+          <w:rFonts w:ascii="Times New Roman" w:hAnsi="Times New Roman"/>
+          <w:b w:val="0"/>
+          <w:i w:val="0"/>
+          <w:sz w:val="24"/>
+          <w:rFonts w:ascii="Times New Roman" w:hAnsi="Times New Roman" w:cs="Times New Roman"/>
+        </w:rPr>
+        <w:tab/>
+        <w:t>A. Loa phát nhạc</w:t>
+        <w:tab/>
+        <w:t>B. Bộ xử lí – 'bộ não' của máy tính</w:t>
+      </w:r>
+    </w:p>
+    <w:p>
+      <w:pPr>
+        <w:tabs>
+          <w:tab w:pos="360" w:val="left"/>
+          <w:tab w:pos="5112" w:val="left"/>
+        </w:tabs>
+        <w:spacing w:before="0" w:after="50" w:line="276" w:lineRule="auto"/>
+      </w:pPr>
+      <w:r>
+        <w:rPr>
+          <w:rFonts w:ascii="Times New Roman" w:hAnsi="Times New Roman"/>
+          <w:b w:val="0"/>
+          <w:i w:val="0"/>
+          <w:sz w:val="24"/>
+          <w:rFonts w:ascii="Times New Roman" w:hAnsi="Times New Roman" w:cs="Times New Roman"/>
+        </w:rPr>
+        <w:tab/>
+        <w:t>C. Màn hình phụ</w:t>
+        <w:tab/>
+        <w:t>D. Pin dự phòng</w:t>
+      </w:r>
+    </w:p>
+    <w:p>
+      <w:pPr>
+        <w:keepNext/>
         <w:spacing w:before="80" w:after="40" w:line="276" w:lineRule="auto"/>
         <w:jc w:val="left"/>
       </w:pPr>
@@ -2748,38 +3285,74 @@
     </w:p>
     <w:p>
       <w:pPr>
+        <w:keepNext/>
         <w:spacing w:before="0" w:after="20" w:line="276" w:lineRule="auto"/>
-        <w:jc w:val="left"/>
-      </w:pPr>
-      <w:r>
-        <w:rPr>
-          <w:rFonts w:ascii="Times New Roman" w:hAnsi="Times New Roman"/>
-          <w:b w:val="0"/>
-          <w:i w:val="0"/>
-          <w:sz w:val="24"/>
-          <w:rFonts w:ascii="Times New Roman" w:hAnsi="Times New Roman" w:cs="Times New Roman"/>
-        </w:rPr>
-        <w:t xml:space="preserve">    A. Laptop không có bàn phím         B. Laptop gọn nhẹ, dễ mang theo, tích hợp màn hình và bàn phím</w:t>
-      </w:r>
-    </w:p>
-    <w:p>
-      <w:pPr>
-        <w:spacing w:before="0" w:after="40" w:line="276" w:lineRule="auto"/>
-        <w:jc w:val="left"/>
-      </w:pPr>
-      <w:r>
-        <w:rPr>
-          <w:rFonts w:ascii="Times New Roman" w:hAnsi="Times New Roman"/>
-          <w:b w:val="0"/>
-          <w:i w:val="0"/>
-          <w:sz w:val="24"/>
-          <w:rFonts w:ascii="Times New Roman" w:hAnsi="Times New Roman" w:cs="Times New Roman"/>
-        </w:rPr>
-        <w:t xml:space="preserve">    C. Laptop không có màn hình         D. Laptop không thể kết nối Internet</w:t>
-      </w:r>
-    </w:p>
-    <w:p>
-      <w:pPr>
+        <w:ind w:left="360"/>
+      </w:pPr>
+      <w:r>
+        <w:rPr>
+          <w:rFonts w:ascii="Times New Roman" w:hAnsi="Times New Roman"/>
+          <w:b w:val="0"/>
+          <w:i w:val="0"/>
+          <w:sz w:val="24"/>
+          <w:rFonts w:ascii="Times New Roman" w:hAnsi="Times New Roman" w:cs="Times New Roman"/>
+        </w:rPr>
+        <w:t>A. Laptop không có bàn phím</w:t>
+      </w:r>
+    </w:p>
+    <w:p>
+      <w:pPr>
+        <w:keepNext/>
+        <w:spacing w:before="0" w:after="20" w:line="276" w:lineRule="auto"/>
+        <w:ind w:left="360"/>
+      </w:pPr>
+      <w:r>
+        <w:rPr>
+          <w:rFonts w:ascii="Times New Roman" w:hAnsi="Times New Roman"/>
+          <w:b w:val="0"/>
+          <w:i w:val="0"/>
+          <w:sz w:val="24"/>
+          <w:rFonts w:ascii="Times New Roman" w:hAnsi="Times New Roman" w:cs="Times New Roman"/>
+        </w:rPr>
+        <w:t>B. Laptop gọn nhẹ, dễ mang theo, tích hợp màn hình và bàn phím</w:t>
+      </w:r>
+    </w:p>
+    <w:p>
+      <w:pPr>
+        <w:keepNext/>
+        <w:spacing w:before="0" w:after="20" w:line="276" w:lineRule="auto"/>
+        <w:ind w:left="360"/>
+      </w:pPr>
+      <w:r>
+        <w:rPr>
+          <w:rFonts w:ascii="Times New Roman" w:hAnsi="Times New Roman"/>
+          <w:b w:val="0"/>
+          <w:i w:val="0"/>
+          <w:sz w:val="24"/>
+          <w:rFonts w:ascii="Times New Roman" w:hAnsi="Times New Roman" w:cs="Times New Roman"/>
+        </w:rPr>
+        <w:t>C. Laptop không có màn hình</w:t>
+      </w:r>
+    </w:p>
+    <w:p>
+      <w:pPr>
+        <w:spacing w:before="0" w:after="50" w:line="276" w:lineRule="auto"/>
+        <w:ind w:left="360"/>
+      </w:pPr>
+      <w:r>
+        <w:rPr>
+          <w:rFonts w:ascii="Times New Roman" w:hAnsi="Times New Roman"/>
+          <w:b w:val="0"/>
+          <w:i w:val="0"/>
+          <w:sz w:val="24"/>
+          <w:rFonts w:ascii="Times New Roman" w:hAnsi="Times New Roman" w:cs="Times New Roman"/>
+        </w:rPr>
+        <w:t>D. Laptop không thể kết nối Internet</w:t>
+      </w:r>
+    </w:p>
+    <w:p>
+      <w:pPr>
+        <w:keepNext/>
         <w:spacing w:before="80" w:after="40" w:line="276" w:lineRule="auto"/>
         <w:jc w:val="left"/>
       </w:pPr>
@@ -2796,38 +3369,52 @@
     </w:p>
     <w:p>
       <w:pPr>
+        <w:keepNext/>
+        <w:tabs>
+          <w:tab w:pos="360" w:val="left"/>
+          <w:tab w:pos="5112" w:val="left"/>
+        </w:tabs>
         <w:spacing w:before="0" w:after="20" w:line="276" w:lineRule="auto"/>
-        <w:jc w:val="left"/>
-      </w:pPr>
-      <w:r>
-        <w:rPr>
-          <w:rFonts w:ascii="Times New Roman" w:hAnsi="Times New Roman"/>
-          <w:b w:val="0"/>
-          <w:i w:val="0"/>
-          <w:sz w:val="24"/>
-          <w:rFonts w:ascii="Times New Roman" w:hAnsi="Times New Roman" w:cs="Times New Roman"/>
-        </w:rPr>
-        <w:t xml:space="preserve">    A. Máy tính bảng (tablet)         B. Điện thoại thông minh</w:t>
-      </w:r>
-    </w:p>
-    <w:p>
-      <w:pPr>
-        <w:spacing w:before="0" w:after="40" w:line="276" w:lineRule="auto"/>
-        <w:jc w:val="left"/>
-      </w:pPr>
-      <w:r>
-        <w:rPr>
-          <w:rFonts w:ascii="Times New Roman" w:hAnsi="Times New Roman"/>
-          <w:b w:val="0"/>
-          <w:i w:val="0"/>
-          <w:sz w:val="24"/>
-          <w:rFonts w:ascii="Times New Roman" w:hAnsi="Times New Roman" w:cs="Times New Roman"/>
-        </w:rPr>
-        <w:t xml:space="preserve">    C. Bàn là điện         D. Máy tính xách tay</w:t>
-      </w:r>
-    </w:p>
-    <w:p>
-      <w:pPr>
+      </w:pPr>
+      <w:r>
+        <w:rPr>
+          <w:rFonts w:ascii="Times New Roman" w:hAnsi="Times New Roman"/>
+          <w:b w:val="0"/>
+          <w:i w:val="0"/>
+          <w:sz w:val="24"/>
+          <w:rFonts w:ascii="Times New Roman" w:hAnsi="Times New Roman" w:cs="Times New Roman"/>
+        </w:rPr>
+        <w:tab/>
+        <w:t>A. Máy tính bảng (tablet)</w:t>
+        <w:tab/>
+        <w:t>B. Điện thoại thông minh</w:t>
+      </w:r>
+    </w:p>
+    <w:p>
+      <w:pPr>
+        <w:tabs>
+          <w:tab w:pos="360" w:val="left"/>
+          <w:tab w:pos="5112" w:val="left"/>
+        </w:tabs>
+        <w:spacing w:before="0" w:after="50" w:line="276" w:lineRule="auto"/>
+      </w:pPr>
+      <w:r>
+        <w:rPr>
+          <w:rFonts w:ascii="Times New Roman" w:hAnsi="Times New Roman"/>
+          <w:b w:val="0"/>
+          <w:i w:val="0"/>
+          <w:sz w:val="24"/>
+          <w:rFonts w:ascii="Times New Roman" w:hAnsi="Times New Roman" w:cs="Times New Roman"/>
+        </w:rPr>
+        <w:tab/>
+        <w:t>C. Bàn là điện</w:t>
+        <w:tab/>
+        <w:t>D. Máy tính xách tay</w:t>
+      </w:r>
+    </w:p>
+    <w:p>
+      <w:pPr>
+        <w:keepNext/>
         <w:spacing w:before="80" w:after="40" w:line="276" w:lineRule="auto"/>
         <w:jc w:val="left"/>
       </w:pPr>
@@ -2844,38 +3431,52 @@
     </w:p>
     <w:p>
       <w:pPr>
+        <w:keepNext/>
+        <w:tabs>
+          <w:tab w:pos="360" w:val="left"/>
+          <w:tab w:pos="5112" w:val="left"/>
+        </w:tabs>
         <w:spacing w:before="0" w:after="20" w:line="276" w:lineRule="auto"/>
-        <w:jc w:val="left"/>
-      </w:pPr>
-      <w:r>
-        <w:rPr>
-          <w:rFonts w:ascii="Times New Roman" w:hAnsi="Times New Roman"/>
-          <w:b w:val="0"/>
-          <w:i w:val="0"/>
-          <w:sz w:val="24"/>
-          <w:rFonts w:ascii="Times New Roman" w:hAnsi="Times New Roman" w:cs="Times New Roman"/>
-        </w:rPr>
-        <w:t xml:space="preserve">    A. Để gõ chữ         B. Để phát ra âm thanh</w:t>
-      </w:r>
-    </w:p>
-    <w:p>
-      <w:pPr>
-        <w:spacing w:before="0" w:after="40" w:line="276" w:lineRule="auto"/>
-        <w:jc w:val="left"/>
-      </w:pPr>
-      <w:r>
-        <w:rPr>
-          <w:rFonts w:ascii="Times New Roman" w:hAnsi="Times New Roman"/>
-          <w:b w:val="0"/>
-          <w:i w:val="0"/>
-          <w:sz w:val="24"/>
-          <w:rFonts w:ascii="Times New Roman" w:hAnsi="Times New Roman" w:cs="Times New Roman"/>
-        </w:rPr>
-        <w:t xml:space="preserve">    C. Để hiển thị hình ảnh         D. Để di chuyển con trỏ</w:t>
-      </w:r>
-    </w:p>
-    <w:p>
-      <w:pPr>
+      </w:pPr>
+      <w:r>
+        <w:rPr>
+          <w:rFonts w:ascii="Times New Roman" w:hAnsi="Times New Roman"/>
+          <w:b w:val="0"/>
+          <w:i w:val="0"/>
+          <w:sz w:val="24"/>
+          <w:rFonts w:ascii="Times New Roman" w:hAnsi="Times New Roman" w:cs="Times New Roman"/>
+        </w:rPr>
+        <w:tab/>
+        <w:t>A. Để gõ chữ</w:t>
+        <w:tab/>
+        <w:t>B. Để phát ra âm thanh</w:t>
+      </w:r>
+    </w:p>
+    <w:p>
+      <w:pPr>
+        <w:tabs>
+          <w:tab w:pos="360" w:val="left"/>
+          <w:tab w:pos="5112" w:val="left"/>
+        </w:tabs>
+        <w:spacing w:before="0" w:after="50" w:line="276" w:lineRule="auto"/>
+      </w:pPr>
+      <w:r>
+        <w:rPr>
+          <w:rFonts w:ascii="Times New Roman" w:hAnsi="Times New Roman"/>
+          <w:b w:val="0"/>
+          <w:i w:val="0"/>
+          <w:sz w:val="24"/>
+          <w:rFonts w:ascii="Times New Roman" w:hAnsi="Times New Roman" w:cs="Times New Roman"/>
+        </w:rPr>
+        <w:tab/>
+        <w:t>C. Để hiển thị hình ảnh</w:t>
+        <w:tab/>
+        <w:t>D. Để di chuyển con trỏ</w:t>
+      </w:r>
+    </w:p>
+    <w:p>
+      <w:pPr>
+        <w:keepNext/>
         <w:spacing w:before="80" w:after="40" w:line="276" w:lineRule="auto"/>
         <w:jc w:val="left"/>
       </w:pPr>
@@ -2892,38 +3493,74 @@
     </w:p>
     <w:p>
       <w:pPr>
+        <w:keepNext/>
         <w:spacing w:before="0" w:after="20" w:line="276" w:lineRule="auto"/>
-        <w:jc w:val="left"/>
-      </w:pPr>
-      <w:r>
-        <w:rPr>
-          <w:rFonts w:ascii="Times New Roman" w:hAnsi="Times New Roman"/>
-          <w:b w:val="0"/>
-          <w:i w:val="0"/>
-          <w:sz w:val="24"/>
-          <w:rFonts w:ascii="Times New Roman" w:hAnsi="Times New Roman" w:cs="Times New Roman"/>
-        </w:rPr>
-        <w:t xml:space="preserve">    A. Chỉ chơi game         B. Học tập, vẽ tranh, nghe nhạc, tìm kiếm thông tin và nhiều việc khác</w:t>
-      </w:r>
-    </w:p>
-    <w:p>
-      <w:pPr>
-        <w:spacing w:before="0" w:after="40" w:line="276" w:lineRule="auto"/>
-        <w:jc w:val="left"/>
-      </w:pPr>
-      <w:r>
-        <w:rPr>
-          <w:rFonts w:ascii="Times New Roman" w:hAnsi="Times New Roman"/>
-          <w:b w:val="0"/>
-          <w:i w:val="0"/>
-          <w:sz w:val="24"/>
-          <w:rFonts w:ascii="Times New Roman" w:hAnsi="Times New Roman" w:cs="Times New Roman"/>
-        </w:rPr>
-        <w:t xml:space="preserve">    C. Chỉ xem phim         D. Chỉ gõ văn bản</w:t>
-      </w:r>
-    </w:p>
-    <w:p>
-      <w:pPr>
+        <w:ind w:left="360"/>
+      </w:pPr>
+      <w:r>
+        <w:rPr>
+          <w:rFonts w:ascii="Times New Roman" w:hAnsi="Times New Roman"/>
+          <w:b w:val="0"/>
+          <w:i w:val="0"/>
+          <w:sz w:val="24"/>
+          <w:rFonts w:ascii="Times New Roman" w:hAnsi="Times New Roman" w:cs="Times New Roman"/>
+        </w:rPr>
+        <w:t>A. Chỉ chơi game</w:t>
+      </w:r>
+    </w:p>
+    <w:p>
+      <w:pPr>
+        <w:keepNext/>
+        <w:spacing w:before="0" w:after="20" w:line="276" w:lineRule="auto"/>
+        <w:ind w:left="360"/>
+      </w:pPr>
+      <w:r>
+        <w:rPr>
+          <w:rFonts w:ascii="Times New Roman" w:hAnsi="Times New Roman"/>
+          <w:b w:val="0"/>
+          <w:i w:val="0"/>
+          <w:sz w:val="24"/>
+          <w:rFonts w:ascii="Times New Roman" w:hAnsi="Times New Roman" w:cs="Times New Roman"/>
+        </w:rPr>
+        <w:t>B. Học tập, vẽ tranh, nghe nhạc, tìm kiếm thông tin và nhiều việc khác</w:t>
+      </w:r>
+    </w:p>
+    <w:p>
+      <w:pPr>
+        <w:keepNext/>
+        <w:spacing w:before="0" w:after="20" w:line="276" w:lineRule="auto"/>
+        <w:ind w:left="360"/>
+      </w:pPr>
+      <w:r>
+        <w:rPr>
+          <w:rFonts w:ascii="Times New Roman" w:hAnsi="Times New Roman"/>
+          <w:b w:val="0"/>
+          <w:i w:val="0"/>
+          <w:sz w:val="24"/>
+          <w:rFonts w:ascii="Times New Roman" w:hAnsi="Times New Roman" w:cs="Times New Roman"/>
+        </w:rPr>
+        <w:t>C. Chỉ xem phim</w:t>
+      </w:r>
+    </w:p>
+    <w:p>
+      <w:pPr>
+        <w:spacing w:before="0" w:after="50" w:line="276" w:lineRule="auto"/>
+        <w:ind w:left="360"/>
+      </w:pPr>
+      <w:r>
+        <w:rPr>
+          <w:rFonts w:ascii="Times New Roman" w:hAnsi="Times New Roman"/>
+          <w:b w:val="0"/>
+          <w:i w:val="0"/>
+          <w:sz w:val="24"/>
+          <w:rFonts w:ascii="Times New Roman" w:hAnsi="Times New Roman" w:cs="Times New Roman"/>
+        </w:rPr>
+        <w:t>D. Chỉ gõ văn bản</w:t>
+      </w:r>
+    </w:p>
+    <w:p>
+      <w:pPr>
+        <w:keepNext/>
         <w:spacing w:before="80" w:after="40" w:line="276" w:lineRule="auto"/>
         <w:jc w:val="left"/>
       </w:pPr>
@@ -2940,38 +3577,52 @@
     </w:p>
     <w:p>
       <w:pPr>
+        <w:keepNext/>
+        <w:tabs>
+          <w:tab w:pos="360" w:val="left"/>
+          <w:tab w:pos="5112" w:val="left"/>
+        </w:tabs>
         <w:spacing w:before="0" w:after="20" w:line="276" w:lineRule="auto"/>
-        <w:jc w:val="left"/>
-      </w:pPr>
-      <w:r>
-        <w:rPr>
-          <w:rFonts w:ascii="Times New Roman" w:hAnsi="Times New Roman"/>
-          <w:b w:val="0"/>
-          <w:i w:val="0"/>
-          <w:sz w:val="24"/>
-          <w:rFonts w:ascii="Times New Roman" w:hAnsi="Times New Roman" w:cs="Times New Roman"/>
-        </w:rPr>
-        <w:t xml:space="preserve">    A. Để gõ chữ         B. Để chụp ảnh và quay video</w:t>
-      </w:r>
-    </w:p>
-    <w:p>
-      <w:pPr>
-        <w:spacing w:before="0" w:after="40" w:line="276" w:lineRule="auto"/>
-        <w:jc w:val="left"/>
-      </w:pPr>
-      <w:r>
-        <w:rPr>
-          <w:rFonts w:ascii="Times New Roman" w:hAnsi="Times New Roman"/>
-          <w:b w:val="0"/>
-          <w:i w:val="0"/>
-          <w:sz w:val="24"/>
-          <w:rFonts w:ascii="Times New Roman" w:hAnsi="Times New Roman" w:cs="Times New Roman"/>
-        </w:rPr>
-        <w:t xml:space="preserve">    C. Để phát nhạc         D. Để in giấy</w:t>
-      </w:r>
-    </w:p>
-    <w:p>
-      <w:pPr>
+      </w:pPr>
+      <w:r>
+        <w:rPr>
+          <w:rFonts w:ascii="Times New Roman" w:hAnsi="Times New Roman"/>
+          <w:b w:val="0"/>
+          <w:i w:val="0"/>
+          <w:sz w:val="24"/>
+          <w:rFonts w:ascii="Times New Roman" w:hAnsi="Times New Roman" w:cs="Times New Roman"/>
+        </w:rPr>
+        <w:tab/>
+        <w:t>A. Để gõ chữ</w:t>
+        <w:tab/>
+        <w:t>B. Để chụp ảnh và quay video</w:t>
+      </w:r>
+    </w:p>
+    <w:p>
+      <w:pPr>
+        <w:tabs>
+          <w:tab w:pos="360" w:val="left"/>
+          <w:tab w:pos="5112" w:val="left"/>
+        </w:tabs>
+        <w:spacing w:before="0" w:after="50" w:line="276" w:lineRule="auto"/>
+      </w:pPr>
+      <w:r>
+        <w:rPr>
+          <w:rFonts w:ascii="Times New Roman" w:hAnsi="Times New Roman"/>
+          <w:b w:val="0"/>
+          <w:i w:val="0"/>
+          <w:sz w:val="24"/>
+          <w:rFonts w:ascii="Times New Roman" w:hAnsi="Times New Roman" w:cs="Times New Roman"/>
+        </w:rPr>
+        <w:tab/>
+        <w:t>C. Để phát nhạc</w:t>
+        <w:tab/>
+        <w:t>D. Để in giấy</w:t>
+      </w:r>
+    </w:p>
+    <w:p>
+      <w:pPr>
+        <w:keepNext/>
         <w:spacing w:before="80" w:after="40" w:line="276" w:lineRule="auto"/>
         <w:jc w:val="left"/>
       </w:pPr>
@@ -2988,38 +3639,74 @@
     </w:p>
     <w:p>
       <w:pPr>
+        <w:keepNext/>
         <w:spacing w:before="0" w:after="20" w:line="276" w:lineRule="auto"/>
-        <w:jc w:val="left"/>
-      </w:pPr>
-      <w:r>
-        <w:rPr>
-          <w:rFonts w:ascii="Times New Roman" w:hAnsi="Times New Roman"/>
-          <w:b w:val="0"/>
-          <w:i w:val="0"/>
-          <w:sz w:val="24"/>
-          <w:rFonts w:ascii="Times New Roman" w:hAnsi="Times New Roman" w:cs="Times New Roman"/>
-        </w:rPr>
-        <w:t xml:space="preserve">    A. Nằm trên giường, để máy tính trên bụng         B. Ngồi thẳng lưng, mắt cách màn hình khoảng 50 cm, hai chân chạm đất</w:t>
-      </w:r>
-    </w:p>
-    <w:p>
-      <w:pPr>
-        <w:spacing w:before="0" w:after="40" w:line="276" w:lineRule="auto"/>
-        <w:jc w:val="left"/>
-      </w:pPr>
-      <w:r>
-        <w:rPr>
-          <w:rFonts w:ascii="Times New Roman" w:hAnsi="Times New Roman"/>
-          <w:b w:val="0"/>
-          <w:i w:val="0"/>
-          <w:sz w:val="24"/>
-          <w:rFonts w:ascii="Times New Roman" w:hAnsi="Times New Roman" w:cs="Times New Roman"/>
-        </w:rPr>
-        <w:t xml:space="preserve">    C. Ngồi xổm trên ghế         D. Cúi sát mặt vào màn hình</w:t>
-      </w:r>
-    </w:p>
-    <w:p>
-      <w:pPr>
+        <w:ind w:left="360"/>
+      </w:pPr>
+      <w:r>
+        <w:rPr>
+          <w:rFonts w:ascii="Times New Roman" w:hAnsi="Times New Roman"/>
+          <w:b w:val="0"/>
+          <w:i w:val="0"/>
+          <w:sz w:val="24"/>
+          <w:rFonts w:ascii="Times New Roman" w:hAnsi="Times New Roman" w:cs="Times New Roman"/>
+        </w:rPr>
+        <w:t>A. Nằm trên giường, để máy tính trên bụng</w:t>
+      </w:r>
+    </w:p>
+    <w:p>
+      <w:pPr>
+        <w:keepNext/>
+        <w:spacing w:before="0" w:after="20" w:line="276" w:lineRule="auto"/>
+        <w:ind w:left="360"/>
+      </w:pPr>
+      <w:r>
+        <w:rPr>
+          <w:rFonts w:ascii="Times New Roman" w:hAnsi="Times New Roman"/>
+          <w:b w:val="0"/>
+          <w:i w:val="0"/>
+          <w:sz w:val="24"/>
+          <w:rFonts w:ascii="Times New Roman" w:hAnsi="Times New Roman" w:cs="Times New Roman"/>
+        </w:rPr>
+        <w:t>B. Ngồi thẳng lưng, mắt cách màn hình khoảng 50 cm, hai chân chạm đất</w:t>
+      </w:r>
+    </w:p>
+    <w:p>
+      <w:pPr>
+        <w:keepNext/>
+        <w:spacing w:before="0" w:after="20" w:line="276" w:lineRule="auto"/>
+        <w:ind w:left="360"/>
+      </w:pPr>
+      <w:r>
+        <w:rPr>
+          <w:rFonts w:ascii="Times New Roman" w:hAnsi="Times New Roman"/>
+          <w:b w:val="0"/>
+          <w:i w:val="0"/>
+          <w:sz w:val="24"/>
+          <w:rFonts w:ascii="Times New Roman" w:hAnsi="Times New Roman" w:cs="Times New Roman"/>
+        </w:rPr>
+        <w:t>C. Ngồi xổm trên ghế</w:t>
+      </w:r>
+    </w:p>
+    <w:p>
+      <w:pPr>
+        <w:spacing w:before="0" w:after="50" w:line="276" w:lineRule="auto"/>
+        <w:ind w:left="360"/>
+      </w:pPr>
+      <w:r>
+        <w:rPr>
+          <w:rFonts w:ascii="Times New Roman" w:hAnsi="Times New Roman"/>
+          <w:b w:val="0"/>
+          <w:i w:val="0"/>
+          <w:sz w:val="24"/>
+          <w:rFonts w:ascii="Times New Roman" w:hAnsi="Times New Roman" w:cs="Times New Roman"/>
+        </w:rPr>
+        <w:t>D. Cúi sát mặt vào màn hình</w:t>
+      </w:r>
+    </w:p>
+    <w:p>
+      <w:pPr>
+        <w:keepNext/>
         <w:spacing w:before="80" w:after="40" w:line="276" w:lineRule="auto"/>
         <w:jc w:val="left"/>
       </w:pPr>
@@ -3036,38 +3723,52 @@
     </w:p>
     <w:p>
       <w:pPr>
+        <w:keepNext/>
+        <w:tabs>
+          <w:tab w:pos="360" w:val="left"/>
+          <w:tab w:pos="5112" w:val="left"/>
+        </w:tabs>
         <w:spacing w:before="0" w:after="20" w:line="276" w:lineRule="auto"/>
-        <w:jc w:val="left"/>
-      </w:pPr>
-      <w:r>
-        <w:rPr>
-          <w:rFonts w:ascii="Times New Roman" w:hAnsi="Times New Roman"/>
-          <w:b w:val="0"/>
-          <w:i w:val="0"/>
-          <w:sz w:val="24"/>
-          <w:rFonts w:ascii="Times New Roman" w:hAnsi="Times New Roman" w:cs="Times New Roman"/>
-        </w:rPr>
-        <w:t xml:space="preserve">    A. Sau mỗi 5 giờ         B. Không cần nghỉ</w:t>
-      </w:r>
-    </w:p>
-    <w:p>
-      <w:pPr>
-        <w:spacing w:before="0" w:after="40" w:line="276" w:lineRule="auto"/>
-        <w:jc w:val="left"/>
-      </w:pPr>
-      <w:r>
-        <w:rPr>
-          <w:rFonts w:ascii="Times New Roman" w:hAnsi="Times New Roman"/>
-          <w:b w:val="0"/>
-          <w:i w:val="0"/>
-          <w:sz w:val="24"/>
-          <w:rFonts w:ascii="Times New Roman" w:hAnsi="Times New Roman" w:cs="Times New Roman"/>
-        </w:rPr>
-        <w:t xml:space="preserve">    C. Sau mỗi 30-45 phút         D. Sau mỗi 3 giờ</w:t>
-      </w:r>
-    </w:p>
-    <w:p>
-      <w:pPr>
+      </w:pPr>
+      <w:r>
+        <w:rPr>
+          <w:rFonts w:ascii="Times New Roman" w:hAnsi="Times New Roman"/>
+          <w:b w:val="0"/>
+          <w:i w:val="0"/>
+          <w:sz w:val="24"/>
+          <w:rFonts w:ascii="Times New Roman" w:hAnsi="Times New Roman" w:cs="Times New Roman"/>
+        </w:rPr>
+        <w:tab/>
+        <w:t>A. Sau mỗi 5 giờ</w:t>
+        <w:tab/>
+        <w:t>B. Không cần nghỉ</w:t>
+      </w:r>
+    </w:p>
+    <w:p>
+      <w:pPr>
+        <w:tabs>
+          <w:tab w:pos="360" w:val="left"/>
+          <w:tab w:pos="5112" w:val="left"/>
+        </w:tabs>
+        <w:spacing w:before="0" w:after="50" w:line="276" w:lineRule="auto"/>
+      </w:pPr>
+      <w:r>
+        <w:rPr>
+          <w:rFonts w:ascii="Times New Roman" w:hAnsi="Times New Roman"/>
+          <w:b w:val="0"/>
+          <w:i w:val="0"/>
+          <w:sz w:val="24"/>
+          <w:rFonts w:ascii="Times New Roman" w:hAnsi="Times New Roman" w:cs="Times New Roman"/>
+        </w:rPr>
+        <w:tab/>
+        <w:t>C. Sau mỗi 30-45 phút</w:t>
+        <w:tab/>
+        <w:t>D. Sau mỗi 3 giờ</w:t>
+      </w:r>
+    </w:p>
+    <w:p>
+      <w:pPr>
+        <w:keepNext/>
         <w:spacing w:before="80" w:after="40" w:line="276" w:lineRule="auto"/>
         <w:jc w:val="left"/>
       </w:pPr>
@@ -3084,38 +3785,74 @@
     </w:p>
     <w:p>
       <w:pPr>
+        <w:keepNext/>
         <w:spacing w:before="0" w:after="20" w:line="276" w:lineRule="auto"/>
-        <w:jc w:val="left"/>
-      </w:pPr>
-      <w:r>
-        <w:rPr>
-          <w:rFonts w:ascii="Times New Roman" w:hAnsi="Times New Roman"/>
-          <w:b w:val="0"/>
-          <w:i w:val="0"/>
-          <w:sz w:val="24"/>
-          <w:rFonts w:ascii="Times New Roman" w:hAnsi="Times New Roman" w:cs="Times New Roman"/>
-        </w:rPr>
-        <w:t xml:space="preserve">    A. Rút phích cắm điện ngay         B. Vào menu Start → chọn Shut Down (Tắt máy)</w:t>
-      </w:r>
-    </w:p>
-    <w:p>
-      <w:pPr>
-        <w:spacing w:before="0" w:after="40" w:line="276" w:lineRule="auto"/>
-        <w:jc w:val="left"/>
-      </w:pPr>
-      <w:r>
-        <w:rPr>
-          <w:rFonts w:ascii="Times New Roman" w:hAnsi="Times New Roman"/>
-          <w:b w:val="0"/>
-          <w:i w:val="0"/>
-          <w:sz w:val="24"/>
-          <w:rFonts w:ascii="Times New Roman" w:hAnsi="Times New Roman" w:cs="Times New Roman"/>
-        </w:rPr>
-        <w:t xml:space="preserve">    C. Bấm giữ nút nguồn thật lâu         D. Đóng nắp laptop rồi bỏ đi</w:t>
-      </w:r>
-    </w:p>
-    <w:p>
-      <w:pPr>
+        <w:ind w:left="360"/>
+      </w:pPr>
+      <w:r>
+        <w:rPr>
+          <w:rFonts w:ascii="Times New Roman" w:hAnsi="Times New Roman"/>
+          <w:b w:val="0"/>
+          <w:i w:val="0"/>
+          <w:sz w:val="24"/>
+          <w:rFonts w:ascii="Times New Roman" w:hAnsi="Times New Roman" w:cs="Times New Roman"/>
+        </w:rPr>
+        <w:t>A. Rút phích cắm điện ngay</w:t>
+      </w:r>
+    </w:p>
+    <w:p>
+      <w:pPr>
+        <w:keepNext/>
+        <w:spacing w:before="0" w:after="20" w:line="276" w:lineRule="auto"/>
+        <w:ind w:left="360"/>
+      </w:pPr>
+      <w:r>
+        <w:rPr>
+          <w:rFonts w:ascii="Times New Roman" w:hAnsi="Times New Roman"/>
+          <w:b w:val="0"/>
+          <w:i w:val="0"/>
+          <w:sz w:val="24"/>
+          <w:rFonts w:ascii="Times New Roman" w:hAnsi="Times New Roman" w:cs="Times New Roman"/>
+        </w:rPr>
+        <w:t>B. Vào menu Start → chọn Shut Down (Tắt máy)</w:t>
+      </w:r>
+    </w:p>
+    <w:p>
+      <w:pPr>
+        <w:keepNext/>
+        <w:spacing w:before="0" w:after="20" w:line="276" w:lineRule="auto"/>
+        <w:ind w:left="360"/>
+      </w:pPr>
+      <w:r>
+        <w:rPr>
+          <w:rFonts w:ascii="Times New Roman" w:hAnsi="Times New Roman"/>
+          <w:b w:val="0"/>
+          <w:i w:val="0"/>
+          <w:sz w:val="24"/>
+          <w:rFonts w:ascii="Times New Roman" w:hAnsi="Times New Roman" w:cs="Times New Roman"/>
+        </w:rPr>
+        <w:t>C. Bấm giữ nút nguồn thật lâu</w:t>
+      </w:r>
+    </w:p>
+    <w:p>
+      <w:pPr>
+        <w:spacing w:before="0" w:after="50" w:line="276" w:lineRule="auto"/>
+        <w:ind w:left="360"/>
+      </w:pPr>
+      <w:r>
+        <w:rPr>
+          <w:rFonts w:ascii="Times New Roman" w:hAnsi="Times New Roman"/>
+          <w:b w:val="0"/>
+          <w:i w:val="0"/>
+          <w:sz w:val="24"/>
+          <w:rFonts w:ascii="Times New Roman" w:hAnsi="Times New Roman" w:cs="Times New Roman"/>
+        </w:rPr>
+        <w:t>D. Đóng nắp laptop rồi bỏ đi</w:t>
+      </w:r>
+    </w:p>
+    <w:p>
+      <w:pPr>
+        <w:keepNext/>
         <w:spacing w:before="80" w:after="40" w:line="276" w:lineRule="auto"/>
         <w:jc w:val="left"/>
       </w:pPr>
@@ -3132,38 +3869,74 @@
     </w:p>
     <w:p>
       <w:pPr>
+        <w:keepNext/>
         <w:spacing w:before="0" w:after="20" w:line="276" w:lineRule="auto"/>
-        <w:jc w:val="left"/>
-      </w:pPr>
-      <w:r>
-        <w:rPr>
-          <w:rFonts w:ascii="Times New Roman" w:hAnsi="Times New Roman"/>
-          <w:b w:val="0"/>
-          <w:i w:val="0"/>
-          <w:sz w:val="24"/>
-          <w:rFonts w:ascii="Times New Roman" w:hAnsi="Times New Roman" w:cs="Times New Roman"/>
-        </w:rPr>
-        <w:t xml:space="preserve">    A. Rửa tay sạch trước khi dùng         B. Ăn uống gần máy tính và đổ nước lên bàn phím</w:t>
-      </w:r>
-    </w:p>
-    <w:p>
-      <w:pPr>
-        <w:spacing w:before="0" w:after="40" w:line="276" w:lineRule="auto"/>
-        <w:jc w:val="left"/>
-      </w:pPr>
-      <w:r>
-        <w:rPr>
-          <w:rFonts w:ascii="Times New Roman" w:hAnsi="Times New Roman"/>
-          <w:b w:val="0"/>
-          <w:i w:val="0"/>
-          <w:sz w:val="24"/>
-          <w:rFonts w:ascii="Times New Roman" w:hAnsi="Times New Roman" w:cs="Times New Roman"/>
-        </w:rPr>
-        <w:t xml:space="preserve">    C. Ngồi đúng tư thế         D. Nghỉ mắt thường xuyên</w:t>
-      </w:r>
-    </w:p>
-    <w:p>
-      <w:pPr>
+        <w:ind w:left="360"/>
+      </w:pPr>
+      <w:r>
+        <w:rPr>
+          <w:rFonts w:ascii="Times New Roman" w:hAnsi="Times New Roman"/>
+          <w:b w:val="0"/>
+          <w:i w:val="0"/>
+          <w:sz w:val="24"/>
+          <w:rFonts w:ascii="Times New Roman" w:hAnsi="Times New Roman" w:cs="Times New Roman"/>
+        </w:rPr>
+        <w:t>A. Rửa tay sạch trước khi dùng</w:t>
+      </w:r>
+    </w:p>
+    <w:p>
+      <w:pPr>
+        <w:keepNext/>
+        <w:spacing w:before="0" w:after="20" w:line="276" w:lineRule="auto"/>
+        <w:ind w:left="360"/>
+      </w:pPr>
+      <w:r>
+        <w:rPr>
+          <w:rFonts w:ascii="Times New Roman" w:hAnsi="Times New Roman"/>
+          <w:b w:val="0"/>
+          <w:i w:val="0"/>
+          <w:sz w:val="24"/>
+          <w:rFonts w:ascii="Times New Roman" w:hAnsi="Times New Roman" w:cs="Times New Roman"/>
+        </w:rPr>
+        <w:t>B. Ăn uống gần máy tính và đổ nước lên bàn phím</w:t>
+      </w:r>
+    </w:p>
+    <w:p>
+      <w:pPr>
+        <w:keepNext/>
+        <w:spacing w:before="0" w:after="20" w:line="276" w:lineRule="auto"/>
+        <w:ind w:left="360"/>
+      </w:pPr>
+      <w:r>
+        <w:rPr>
+          <w:rFonts w:ascii="Times New Roman" w:hAnsi="Times New Roman"/>
+          <w:b w:val="0"/>
+          <w:i w:val="0"/>
+          <w:sz w:val="24"/>
+          <w:rFonts w:ascii="Times New Roman" w:hAnsi="Times New Roman" w:cs="Times New Roman"/>
+        </w:rPr>
+        <w:t>C. Ngồi đúng tư thế</w:t>
+      </w:r>
+    </w:p>
+    <w:p>
+      <w:pPr>
+        <w:spacing w:before="0" w:after="50" w:line="276" w:lineRule="auto"/>
+        <w:ind w:left="360"/>
+      </w:pPr>
+      <w:r>
+        <w:rPr>
+          <w:rFonts w:ascii="Times New Roman" w:hAnsi="Times New Roman"/>
+          <w:b w:val="0"/>
+          <w:i w:val="0"/>
+          <w:sz w:val="24"/>
+          <w:rFonts w:ascii="Times New Roman" w:hAnsi="Times New Roman" w:cs="Times New Roman"/>
+        </w:rPr>
+        <w:t>D. Nghỉ mắt thường xuyên</w:t>
+      </w:r>
+    </w:p>
+    <w:p>
+      <w:pPr>
+        <w:keepNext/>
         <w:spacing w:before="80" w:after="40" w:line="276" w:lineRule="auto"/>
         <w:jc w:val="left"/>
       </w:pPr>
@@ -3180,38 +3953,74 @@
     </w:p>
     <w:p>
       <w:pPr>
+        <w:keepNext/>
         <w:spacing w:before="0" w:after="20" w:line="276" w:lineRule="auto"/>
-        <w:jc w:val="left"/>
-      </w:pPr>
-      <w:r>
-        <w:rPr>
-          <w:rFonts w:ascii="Times New Roman" w:hAnsi="Times New Roman"/>
-          <w:b w:val="0"/>
-          <w:i w:val="0"/>
-          <w:sz w:val="24"/>
-          <w:rFonts w:ascii="Times New Roman" w:hAnsi="Times New Roman" w:cs="Times New Roman"/>
-        </w:rPr>
-        <w:t xml:space="preserve">    A. Để máy tính chạy nhanh hơn         B. Để bảo vệ sức khỏe mắt, cột sống và cổ tay</w:t>
-      </w:r>
-    </w:p>
-    <w:p>
-      <w:pPr>
-        <w:spacing w:before="0" w:after="40" w:line="276" w:lineRule="auto"/>
-        <w:jc w:val="left"/>
-      </w:pPr>
-      <w:r>
-        <w:rPr>
-          <w:rFonts w:ascii="Times New Roman" w:hAnsi="Times New Roman"/>
-          <w:b w:val="0"/>
-          <w:i w:val="0"/>
-          <w:sz w:val="24"/>
-          <w:rFonts w:ascii="Times New Roman" w:hAnsi="Times New Roman" w:cs="Times New Roman"/>
-        </w:rPr>
-        <w:t xml:space="preserve">    C. Để máy tính không bị hỏng         D. Để cô giáo khen</w:t>
-      </w:r>
-    </w:p>
-    <w:p>
-      <w:pPr>
+        <w:ind w:left="360"/>
+      </w:pPr>
+      <w:r>
+        <w:rPr>
+          <w:rFonts w:ascii="Times New Roman" w:hAnsi="Times New Roman"/>
+          <w:b w:val="0"/>
+          <w:i w:val="0"/>
+          <w:sz w:val="24"/>
+          <w:rFonts w:ascii="Times New Roman" w:hAnsi="Times New Roman" w:cs="Times New Roman"/>
+        </w:rPr>
+        <w:t>A. Để máy tính chạy nhanh hơn</w:t>
+      </w:r>
+    </w:p>
+    <w:p>
+      <w:pPr>
+        <w:keepNext/>
+        <w:spacing w:before="0" w:after="20" w:line="276" w:lineRule="auto"/>
+        <w:ind w:left="360"/>
+      </w:pPr>
+      <w:r>
+        <w:rPr>
+          <w:rFonts w:ascii="Times New Roman" w:hAnsi="Times New Roman"/>
+          <w:b w:val="0"/>
+          <w:i w:val="0"/>
+          <w:sz w:val="24"/>
+          <w:rFonts w:ascii="Times New Roman" w:hAnsi="Times New Roman" w:cs="Times New Roman"/>
+        </w:rPr>
+        <w:t>B. Để bảo vệ sức khỏe mắt, cột sống và cổ tay</w:t>
+      </w:r>
+    </w:p>
+    <w:p>
+      <w:pPr>
+        <w:keepNext/>
+        <w:spacing w:before="0" w:after="20" w:line="276" w:lineRule="auto"/>
+        <w:ind w:left="360"/>
+      </w:pPr>
+      <w:r>
+        <w:rPr>
+          <w:rFonts w:ascii="Times New Roman" w:hAnsi="Times New Roman"/>
+          <w:b w:val="0"/>
+          <w:i w:val="0"/>
+          <w:sz w:val="24"/>
+          <w:rFonts w:ascii="Times New Roman" w:hAnsi="Times New Roman" w:cs="Times New Roman"/>
+        </w:rPr>
+        <w:t>C. Để máy tính không bị hỏng</w:t>
+      </w:r>
+    </w:p>
+    <w:p>
+      <w:pPr>
+        <w:spacing w:before="0" w:after="50" w:line="276" w:lineRule="auto"/>
+        <w:ind w:left="360"/>
+      </w:pPr>
+      <w:r>
+        <w:rPr>
+          <w:rFonts w:ascii="Times New Roman" w:hAnsi="Times New Roman"/>
+          <w:b w:val="0"/>
+          <w:i w:val="0"/>
+          <w:sz w:val="24"/>
+          <w:rFonts w:ascii="Times New Roman" w:hAnsi="Times New Roman" w:cs="Times New Roman"/>
+        </w:rPr>
+        <w:t>D. Để cô giáo khen</w:t>
+      </w:r>
+    </w:p>
+    <w:p>
+      <w:pPr>
+        <w:keepNext/>
         <w:spacing w:before="80" w:after="40" w:line="276" w:lineRule="auto"/>
         <w:jc w:val="left"/>
       </w:pPr>
@@ -3228,38 +4037,52 @@
     </w:p>
     <w:p>
       <w:pPr>
+        <w:keepNext/>
+        <w:tabs>
+          <w:tab w:pos="360" w:val="left"/>
+          <w:tab w:pos="5112" w:val="left"/>
+        </w:tabs>
         <w:spacing w:before="0" w:after="20" w:line="276" w:lineRule="auto"/>
-        <w:jc w:val="left"/>
-      </w:pPr>
-      <w:r>
-        <w:rPr>
-          <w:rFonts w:ascii="Times New Roman" w:hAnsi="Times New Roman"/>
-          <w:b w:val="0"/>
-          <w:i w:val="0"/>
-          <w:sz w:val="24"/>
-          <w:rFonts w:ascii="Times New Roman" w:hAnsi="Times New Roman" w:cs="Times New Roman"/>
-        </w:rPr>
-        <w:t xml:space="preserve">    A. Nút Reset         B. Nút nguồn (Power)</w:t>
-      </w:r>
-    </w:p>
-    <w:p>
-      <w:pPr>
-        <w:spacing w:before="0" w:after="40" w:line="276" w:lineRule="auto"/>
-        <w:jc w:val="left"/>
-      </w:pPr>
-      <w:r>
-        <w:rPr>
-          <w:rFonts w:ascii="Times New Roman" w:hAnsi="Times New Roman"/>
-          <w:b w:val="0"/>
-          <w:i w:val="0"/>
-          <w:sz w:val="24"/>
-          <w:rFonts w:ascii="Times New Roman" w:hAnsi="Times New Roman" w:cs="Times New Roman"/>
-        </w:rPr>
-        <w:t xml:space="preserve">    C. Nút Caps Lock         D. Nút Enter</w:t>
-      </w:r>
-    </w:p>
-    <w:p>
-      <w:pPr>
+      </w:pPr>
+      <w:r>
+        <w:rPr>
+          <w:rFonts w:ascii="Times New Roman" w:hAnsi="Times New Roman"/>
+          <w:b w:val="0"/>
+          <w:i w:val="0"/>
+          <w:sz w:val="24"/>
+          <w:rFonts w:ascii="Times New Roman" w:hAnsi="Times New Roman" w:cs="Times New Roman"/>
+        </w:rPr>
+        <w:tab/>
+        <w:t>A. Nút Reset</w:t>
+        <w:tab/>
+        <w:t>B. Nút nguồn (Power)</w:t>
+      </w:r>
+    </w:p>
+    <w:p>
+      <w:pPr>
+        <w:tabs>
+          <w:tab w:pos="360" w:val="left"/>
+          <w:tab w:pos="5112" w:val="left"/>
+        </w:tabs>
+        <w:spacing w:before="0" w:after="50" w:line="276" w:lineRule="auto"/>
+      </w:pPr>
+      <w:r>
+        <w:rPr>
+          <w:rFonts w:ascii="Times New Roman" w:hAnsi="Times New Roman"/>
+          <w:b w:val="0"/>
+          <w:i w:val="0"/>
+          <w:sz w:val="24"/>
+          <w:rFonts w:ascii="Times New Roman" w:hAnsi="Times New Roman" w:cs="Times New Roman"/>
+        </w:rPr>
+        <w:tab/>
+        <w:t>C. Nút Caps Lock</w:t>
+        <w:tab/>
+        <w:t>D. Nút Enter</w:t>
+      </w:r>
+    </w:p>
+    <w:p>
+      <w:pPr>
+        <w:keepNext/>
         <w:spacing w:before="80" w:after="40" w:line="276" w:lineRule="auto"/>
         <w:jc w:val="left"/>
       </w:pPr>
@@ -3276,38 +4099,74 @@
     </w:p>
     <w:p>
       <w:pPr>
+        <w:keepNext/>
         <w:spacing w:before="0" w:after="20" w:line="276" w:lineRule="auto"/>
-        <w:jc w:val="left"/>
-      </w:pPr>
-      <w:r>
-        <w:rPr>
-          <w:rFonts w:ascii="Times New Roman" w:hAnsi="Times New Roman"/>
-          <w:b w:val="0"/>
-          <w:i w:val="0"/>
-          <w:sz w:val="24"/>
-          <w:rFonts w:ascii="Times New Roman" w:hAnsi="Times New Roman" w:cs="Times New Roman"/>
-        </w:rPr>
-        <w:t xml:space="preserve">    A. Bấm nút nguồn liên tục         B. Bình tĩnh chờ có điện lại, sau đó khởi động máy bình thường</w:t>
-      </w:r>
-    </w:p>
-    <w:p>
-      <w:pPr>
-        <w:spacing w:before="0" w:after="40" w:line="276" w:lineRule="auto"/>
-        <w:jc w:val="left"/>
-      </w:pPr>
-      <w:r>
-        <w:rPr>
-          <w:rFonts w:ascii="Times New Roman" w:hAnsi="Times New Roman"/>
-          <w:b w:val="0"/>
-          <w:i w:val="0"/>
-          <w:sz w:val="24"/>
-          <w:rFonts w:ascii="Times New Roman" w:hAnsi="Times New Roman" w:cs="Times New Roman"/>
-        </w:rPr>
-        <w:t xml:space="preserve">    C. Rút hết dây cáp         D. Gõ bàn phím liên tục</w:t>
-      </w:r>
-    </w:p>
-    <w:p>
-      <w:pPr>
+        <w:ind w:left="360"/>
+      </w:pPr>
+      <w:r>
+        <w:rPr>
+          <w:rFonts w:ascii="Times New Roman" w:hAnsi="Times New Roman"/>
+          <w:b w:val="0"/>
+          <w:i w:val="0"/>
+          <w:sz w:val="24"/>
+          <w:rFonts w:ascii="Times New Roman" w:hAnsi="Times New Roman" w:cs="Times New Roman"/>
+        </w:rPr>
+        <w:t>A. Bấm nút nguồn liên tục</w:t>
+      </w:r>
+    </w:p>
+    <w:p>
+      <w:pPr>
+        <w:keepNext/>
+        <w:spacing w:before="0" w:after="20" w:line="276" w:lineRule="auto"/>
+        <w:ind w:left="360"/>
+      </w:pPr>
+      <w:r>
+        <w:rPr>
+          <w:rFonts w:ascii="Times New Roman" w:hAnsi="Times New Roman"/>
+          <w:b w:val="0"/>
+          <w:i w:val="0"/>
+          <w:sz w:val="24"/>
+          <w:rFonts w:ascii="Times New Roman" w:hAnsi="Times New Roman" w:cs="Times New Roman"/>
+        </w:rPr>
+        <w:t>B. Bình tĩnh chờ có điện lại, sau đó khởi động máy bình thường</w:t>
+      </w:r>
+    </w:p>
+    <w:p>
+      <w:pPr>
+        <w:keepNext/>
+        <w:spacing w:before="0" w:after="20" w:line="276" w:lineRule="auto"/>
+        <w:ind w:left="360"/>
+      </w:pPr>
+      <w:r>
+        <w:rPr>
+          <w:rFonts w:ascii="Times New Roman" w:hAnsi="Times New Roman"/>
+          <w:b w:val="0"/>
+          <w:i w:val="0"/>
+          <w:sz w:val="24"/>
+          <w:rFonts w:ascii="Times New Roman" w:hAnsi="Times New Roman" w:cs="Times New Roman"/>
+        </w:rPr>
+        <w:t>C. Rút hết dây cáp</w:t>
+      </w:r>
+    </w:p>
+    <w:p>
+      <w:pPr>
+        <w:spacing w:before="0" w:after="50" w:line="276" w:lineRule="auto"/>
+        <w:ind w:left="360"/>
+      </w:pPr>
+      <w:r>
+        <w:rPr>
+          <w:rFonts w:ascii="Times New Roman" w:hAnsi="Times New Roman"/>
+          <w:b w:val="0"/>
+          <w:i w:val="0"/>
+          <w:sz w:val="24"/>
+          <w:rFonts w:ascii="Times New Roman" w:hAnsi="Times New Roman" w:cs="Times New Roman"/>
+        </w:rPr>
+        <w:t>D. Gõ bàn phím liên tục</w:t>
+      </w:r>
+    </w:p>
+    <w:p>
+      <w:pPr>
+        <w:keepNext/>
         <w:spacing w:before="80" w:after="40" w:line="276" w:lineRule="auto"/>
         <w:jc w:val="left"/>
       </w:pPr>
@@ -3324,38 +4183,52 @@
     </w:p>
     <w:p>
       <w:pPr>
+        <w:keepNext/>
+        <w:tabs>
+          <w:tab w:pos="360" w:val="left"/>
+          <w:tab w:pos="5112" w:val="left"/>
+        </w:tabs>
         <w:spacing w:before="0" w:after="20" w:line="276" w:lineRule="auto"/>
-        <w:jc w:val="left"/>
-      </w:pPr>
-      <w:r>
-        <w:rPr>
-          <w:rFonts w:ascii="Times New Roman" w:hAnsi="Times New Roman"/>
-          <w:b w:val="0"/>
-          <w:i w:val="0"/>
-          <w:sz w:val="24"/>
-          <w:rFonts w:ascii="Times New Roman" w:hAnsi="Times New Roman" w:cs="Times New Roman"/>
-        </w:rPr>
-        <w:t xml:space="preserve">    A. Khoảng 10 cm         B. Khoảng 50 - 70 cm</w:t>
-      </w:r>
-    </w:p>
-    <w:p>
-      <w:pPr>
-        <w:spacing w:before="0" w:after="40" w:line="276" w:lineRule="auto"/>
-        <w:jc w:val="left"/>
-      </w:pPr>
-      <w:r>
-        <w:rPr>
-          <w:rFonts w:ascii="Times New Roman" w:hAnsi="Times New Roman"/>
-          <w:b w:val="0"/>
-          <w:i w:val="0"/>
-          <w:sz w:val="24"/>
-          <w:rFonts w:ascii="Times New Roman" w:hAnsi="Times New Roman" w:cs="Times New Roman"/>
-        </w:rPr>
-        <w:t xml:space="preserve">    C. Khoảng 200 cm         D. Càng gần càng tốt</w:t>
-      </w:r>
-    </w:p>
-    <w:p>
-      <w:pPr>
+      </w:pPr>
+      <w:r>
+        <w:rPr>
+          <w:rFonts w:ascii="Times New Roman" w:hAnsi="Times New Roman"/>
+          <w:b w:val="0"/>
+          <w:i w:val="0"/>
+          <w:sz w:val="24"/>
+          <w:rFonts w:ascii="Times New Roman" w:hAnsi="Times New Roman" w:cs="Times New Roman"/>
+        </w:rPr>
+        <w:tab/>
+        <w:t>A. Khoảng 10 cm</w:t>
+        <w:tab/>
+        <w:t>B. Khoảng 50 - 70 cm</w:t>
+      </w:r>
+    </w:p>
+    <w:p>
+      <w:pPr>
+        <w:tabs>
+          <w:tab w:pos="360" w:val="left"/>
+          <w:tab w:pos="5112" w:val="left"/>
+        </w:tabs>
+        <w:spacing w:before="0" w:after="50" w:line="276" w:lineRule="auto"/>
+      </w:pPr>
+      <w:r>
+        <w:rPr>
+          <w:rFonts w:ascii="Times New Roman" w:hAnsi="Times New Roman"/>
+          <w:b w:val="0"/>
+          <w:i w:val="0"/>
+          <w:sz w:val="24"/>
+          <w:rFonts w:ascii="Times New Roman" w:hAnsi="Times New Roman" w:cs="Times New Roman"/>
+        </w:rPr>
+        <w:tab/>
+        <w:t>C. Khoảng 200 cm</w:t>
+        <w:tab/>
+        <w:t>D. Càng gần càng tốt</w:t>
+      </w:r>
+    </w:p>
+    <w:p>
+      <w:pPr>
+        <w:keepNext/>
         <w:spacing w:before="80" w:after="40" w:line="276" w:lineRule="auto"/>
         <w:jc w:val="left"/>
       </w:pPr>
@@ -3372,38 +4245,74 @@
     </w:p>
     <w:p>
       <w:pPr>
+        <w:keepNext/>
         <w:spacing w:before="0" w:after="20" w:line="276" w:lineRule="auto"/>
-        <w:jc w:val="left"/>
-      </w:pPr>
-      <w:r>
-        <w:rPr>
-          <w:rFonts w:ascii="Times New Roman" w:hAnsi="Times New Roman"/>
-          <w:b w:val="0"/>
-          <w:i w:val="0"/>
-          <w:sz w:val="24"/>
-          <w:rFonts w:ascii="Times New Roman" w:hAnsi="Times New Roman" w:cs="Times New Roman"/>
-        </w:rPr>
-        <w:t xml:space="preserve">    A. Dùng nước lau màn hình         B. Dùng khăn mềm, khô lau bụi nhẹ nhàng</w:t>
-      </w:r>
-    </w:p>
-    <w:p>
-      <w:pPr>
-        <w:spacing w:before="0" w:after="40" w:line="276" w:lineRule="auto"/>
-        <w:jc w:val="left"/>
-      </w:pPr>
-      <w:r>
-        <w:rPr>
-          <w:rFonts w:ascii="Times New Roman" w:hAnsi="Times New Roman"/>
-          <w:b w:val="0"/>
-          <w:i w:val="0"/>
-          <w:sz w:val="24"/>
-          <w:rFonts w:ascii="Times New Roman" w:hAnsi="Times New Roman" w:cs="Times New Roman"/>
-        </w:rPr>
-        <w:t xml:space="preserve">    C. Dùng xà phòng rửa bàn phím         D. Không cần vệ sinh</w:t>
-      </w:r>
-    </w:p>
-    <w:p>
-      <w:pPr>
+        <w:ind w:left="360"/>
+      </w:pPr>
+      <w:r>
+        <w:rPr>
+          <w:rFonts w:ascii="Times New Roman" w:hAnsi="Times New Roman"/>
+          <w:b w:val="0"/>
+          <w:i w:val="0"/>
+          <w:sz w:val="24"/>
+          <w:rFonts w:ascii="Times New Roman" w:hAnsi="Times New Roman" w:cs="Times New Roman"/>
+        </w:rPr>
+        <w:t>A. Dùng nước lau màn hình</w:t>
+      </w:r>
+    </w:p>
+    <w:p>
+      <w:pPr>
+        <w:keepNext/>
+        <w:spacing w:before="0" w:after="20" w:line="276" w:lineRule="auto"/>
+        <w:ind w:left="360"/>
+      </w:pPr>
+      <w:r>
+        <w:rPr>
+          <w:rFonts w:ascii="Times New Roman" w:hAnsi="Times New Roman"/>
+          <w:b w:val="0"/>
+          <w:i w:val="0"/>
+          <w:sz w:val="24"/>
+          <w:rFonts w:ascii="Times New Roman" w:hAnsi="Times New Roman" w:cs="Times New Roman"/>
+        </w:rPr>
+        <w:t>B. Dùng khăn mềm, khô lau bụi nhẹ nhàng</w:t>
+      </w:r>
+    </w:p>
+    <w:p>
+      <w:pPr>
+        <w:keepNext/>
+        <w:spacing w:before="0" w:after="20" w:line="276" w:lineRule="auto"/>
+        <w:ind w:left="360"/>
+      </w:pPr>
+      <w:r>
+        <w:rPr>
+          <w:rFonts w:ascii="Times New Roman" w:hAnsi="Times New Roman"/>
+          <w:b w:val="0"/>
+          <w:i w:val="0"/>
+          <w:sz w:val="24"/>
+          <w:rFonts w:ascii="Times New Roman" w:hAnsi="Times New Roman" w:cs="Times New Roman"/>
+        </w:rPr>
+        <w:t>C. Dùng xà phòng rửa bàn phím</w:t>
+      </w:r>
+    </w:p>
+    <w:p>
+      <w:pPr>
+        <w:spacing w:before="0" w:after="50" w:line="276" w:lineRule="auto"/>
+        <w:ind w:left="360"/>
+      </w:pPr>
+      <w:r>
+        <w:rPr>
+          <w:rFonts w:ascii="Times New Roman" w:hAnsi="Times New Roman"/>
+          <w:b w:val="0"/>
+          <w:i w:val="0"/>
+          <w:sz w:val="24"/>
+          <w:rFonts w:ascii="Times New Roman" w:hAnsi="Times New Roman" w:cs="Times New Roman"/>
+        </w:rPr>
+        <w:t>D. Không cần vệ sinh</w:t>
+      </w:r>
+    </w:p>
+    <w:p>
+      <w:pPr>
+        <w:keepNext/>
         <w:spacing w:before="80" w:after="40" w:line="276" w:lineRule="auto"/>
         <w:jc w:val="left"/>
       </w:pPr>
@@ -3420,34 +4329,69 @@
     </w:p>
     <w:p>
       <w:pPr>
+        <w:keepNext/>
         <w:spacing w:before="0" w:after="20" w:line="276" w:lineRule="auto"/>
-        <w:jc w:val="left"/>
-      </w:pPr>
-      <w:r>
-        <w:rPr>
-          <w:rFonts w:ascii="Times New Roman" w:hAnsi="Times New Roman"/>
-          <w:b w:val="0"/>
-          <w:i w:val="0"/>
-          <w:sz w:val="24"/>
-          <w:rFonts w:ascii="Times New Roman" w:hAnsi="Times New Roman" w:cs="Times New Roman"/>
-        </w:rPr>
-        <w:t xml:space="preserve">    A. Cả ngày không nghỉ         B. Sử dụng có giới hạn, tối đa 1-2 giờ mỗi ngày đối với trẻ em</w:t>
-      </w:r>
-    </w:p>
-    <w:p>
-      <w:pPr>
-        <w:spacing w:before="0" w:after="40" w:line="276" w:lineRule="auto"/>
-        <w:jc w:val="left"/>
-      </w:pPr>
-      <w:r>
-        <w:rPr>
-          <w:rFonts w:ascii="Times New Roman" w:hAnsi="Times New Roman"/>
-          <w:b w:val="0"/>
-          <w:i w:val="0"/>
-          <w:sz w:val="24"/>
-          <w:rFonts w:ascii="Times New Roman" w:hAnsi="Times New Roman" w:cs="Times New Roman"/>
-        </w:rPr>
-        <w:t xml:space="preserve">    C. Chỉ 5 phút mỗi tuần         D. Không giới hạn thời gian</w:t>
+        <w:ind w:left="360"/>
+      </w:pPr>
+      <w:r>
+        <w:rPr>
+          <w:rFonts w:ascii="Times New Roman" w:hAnsi="Times New Roman"/>
+          <w:b w:val="0"/>
+          <w:i w:val="0"/>
+          <w:sz w:val="24"/>
+          <w:rFonts w:ascii="Times New Roman" w:hAnsi="Times New Roman" w:cs="Times New Roman"/>
+        </w:rPr>
+        <w:t>A. Cả ngày không nghỉ</w:t>
+      </w:r>
+    </w:p>
+    <w:p>
+      <w:pPr>
+        <w:keepNext/>
+        <w:spacing w:before="0" w:after="20" w:line="276" w:lineRule="auto"/>
+        <w:ind w:left="360"/>
+      </w:pPr>
+      <w:r>
+        <w:rPr>
+          <w:rFonts w:ascii="Times New Roman" w:hAnsi="Times New Roman"/>
+          <w:b w:val="0"/>
+          <w:i w:val="0"/>
+          <w:sz w:val="24"/>
+          <w:rFonts w:ascii="Times New Roman" w:hAnsi="Times New Roman" w:cs="Times New Roman"/>
+        </w:rPr>
+        <w:t>B. Sử dụng có giới hạn, tối đa 1-2 giờ mỗi ngày đối với trẻ em</w:t>
+      </w:r>
+    </w:p>
+    <w:p>
+      <w:pPr>
+        <w:keepNext/>
+        <w:spacing w:before="0" w:after="20" w:line="276" w:lineRule="auto"/>
+        <w:ind w:left="360"/>
+      </w:pPr>
+      <w:r>
+        <w:rPr>
+          <w:rFonts w:ascii="Times New Roman" w:hAnsi="Times New Roman"/>
+          <w:b w:val="0"/>
+          <w:i w:val="0"/>
+          <w:sz w:val="24"/>
+          <w:rFonts w:ascii="Times New Roman" w:hAnsi="Times New Roman" w:cs="Times New Roman"/>
+        </w:rPr>
+        <w:t>C. Chỉ 5 phút mỗi tuần</w:t>
+      </w:r>
+    </w:p>
+    <w:p>
+      <w:pPr>
+        <w:spacing w:before="0" w:after="50" w:line="276" w:lineRule="auto"/>
+        <w:ind w:left="360"/>
+      </w:pPr>
+      <w:r>
+        <w:rPr>
+          <w:rFonts w:ascii="Times New Roman" w:hAnsi="Times New Roman"/>
+          <w:b w:val="0"/>
+          <w:i w:val="0"/>
+          <w:sz w:val="24"/>
+          <w:rFonts w:ascii="Times New Roman" w:hAnsi="Times New Roman" w:cs="Times New Roman"/>
+        </w:rPr>
+        <w:t>D. Không giới hạn thời gian</w:t>
       </w:r>
     </w:p>
     <w:p>
